--- a/docs/EAERP_App_Installation_Guide.docx
+++ b/docs/EAERP_App_Installation_Guide.docx
@@ -115,12 +115,7 @@
         <w:jc w:val="center"/>
       </w:pPr>
       <w:r>
-        <w:rPr>
-          <w:color w:val="6B7280"/>
-          <w:sz w:val="20"/>
-          <w:szCs w:val="20"/>
-        </w:rPr>
-        <w:t>Version 1 · October 2026 · for the owner and whoever sets up the system</w:t>
+        <w:t>Version 2 · October 2026 · for the owner and whoever sets up the system · adds fleet drivers, WhatsApp through Interakt and keeping the system up to date</w:t>
       </w:r>
     </w:p>
     <w:p>
@@ -175,7 +170,7 @@
           <w:r>
             <w:fldChar w:fldCharType="separate"/>
           </w:r>
-          <w:hyperlink w:anchor="_Toc243227347" w:history="1">
+          <w:hyperlink w:anchor="_Toc243565290" w:history="1">
             <w:r>
               <w:rPr>
                 <w:rStyle w:val="Hyperlink"/>
@@ -199,7 +194,7 @@
               <w:rPr>
                 <w:noProof/>
               </w:rPr>
-              <w:instrText xml:space="preserve"> PAGEREF _Toc243227347 \h </w:instrText>
+              <w:instrText xml:space="preserve"> PAGEREF _Toc243565290 \h </w:instrText>
             </w:r>
             <w:r>
               <w:rPr>
@@ -242,7 +237,7 @@
               <w14:ligatures w14:val="standardContextual"/>
             </w:rPr>
           </w:pPr>
-          <w:hyperlink w:anchor="_Toc243227348" w:history="1">
+          <w:hyperlink w:anchor="_Toc243565291" w:history="1">
             <w:r>
               <w:rPr>
                 <w:rStyle w:val="Hyperlink"/>
@@ -266,7 +261,7 @@
               <w:rPr>
                 <w:noProof/>
               </w:rPr>
-              <w:instrText xml:space="preserve"> PAGEREF _Toc243227348 \h </w:instrText>
+              <w:instrText xml:space="preserve"> PAGEREF _Toc243565291 \h </w:instrText>
             </w:r>
             <w:r>
               <w:rPr>
@@ -309,7 +304,7 @@
               <w14:ligatures w14:val="standardContextual"/>
             </w:rPr>
           </w:pPr>
-          <w:hyperlink w:anchor="_Toc243227349" w:history="1">
+          <w:hyperlink w:anchor="_Toc243565292" w:history="1">
             <w:r>
               <w:rPr>
                 <w:rStyle w:val="Hyperlink"/>
@@ -333,7 +328,7 @@
               <w:rPr>
                 <w:noProof/>
               </w:rPr>
-              <w:instrText xml:space="preserve"> PAGEREF _Toc243227349 \h </w:instrText>
+              <w:instrText xml:space="preserve"> PAGEREF _Toc243565292 \h </w:instrText>
             </w:r>
             <w:r>
               <w:rPr>
@@ -376,7 +371,7 @@
               <w14:ligatures w14:val="standardContextual"/>
             </w:rPr>
           </w:pPr>
-          <w:hyperlink w:anchor="_Toc243227350" w:history="1">
+          <w:hyperlink w:anchor="_Toc243565293" w:history="1">
             <w:r>
               <w:rPr>
                 <w:rStyle w:val="Hyperlink"/>
@@ -400,7 +395,7 @@
               <w:rPr>
                 <w:noProof/>
               </w:rPr>
-              <w:instrText xml:space="preserve"> PAGEREF _Toc243227350 \h </w:instrText>
+              <w:instrText xml:space="preserve"> PAGEREF _Toc243565293 \h </w:instrText>
             </w:r>
             <w:r>
               <w:rPr>
@@ -418,6 +413,73 @@
                 <w:noProof/>
               </w:rPr>
               <w:t>5</w:t>
+            </w:r>
+            <w:r>
+              <w:rPr>
+                <w:noProof/>
+              </w:rPr>
+              <w:fldChar w:fldCharType="end"/>
+            </w:r>
+          </w:hyperlink>
+        </w:p>
+        <w:p>
+          <w:pPr>
+            <w:pStyle w:val="TOC2"/>
+            <w:tabs>
+              <w:tab w:val="right" w:leader="dot" w:pos="9016"/>
+            </w:tabs>
+            <w:rPr>
+              <w:rFonts w:asciiTheme="minorHAnsi" w:eastAsiaTheme="minorEastAsia" w:hAnsiTheme="minorHAnsi" w:cstheme="minorBidi"/>
+              <w:noProof/>
+              <w:color w:val="auto"/>
+              <w:kern w:val="2"/>
+              <w:sz w:val="24"/>
+              <w:szCs w:val="24"/>
+              <w14:ligatures w14:val="standardContextual"/>
+            </w:rPr>
+          </w:pPr>
+          <w:hyperlink w:anchor="_Toc243565294" w:history="1">
+            <w:r>
+              <w:rPr>
+                <w:rStyle w:val="Hyperlink"/>
+                <w:noProof/>
+              </w:rPr>
+              <w:t>2.1 After every update of the system</w:t>
+            </w:r>
+            <w:r>
+              <w:rPr>
+                <w:noProof/>
+              </w:rPr>
+              <w:tab/>
+            </w:r>
+            <w:r>
+              <w:rPr>
+                <w:noProof/>
+              </w:rPr>
+              <w:fldChar w:fldCharType="begin"/>
+            </w:r>
+            <w:r>
+              <w:rPr>
+                <w:noProof/>
+              </w:rPr>
+              <w:instrText xml:space="preserve"> PAGEREF _Toc243565294 \h </w:instrText>
+            </w:r>
+            <w:r>
+              <w:rPr>
+                <w:noProof/>
+              </w:rPr>
+            </w:r>
+            <w:r>
+              <w:rPr>
+                <w:noProof/>
+              </w:rPr>
+              <w:fldChar w:fldCharType="separate"/>
+            </w:r>
+            <w:r>
+              <w:rPr>
+                <w:noProof/>
+              </w:rPr>
+              <w:t>6</w:t>
             </w:r>
             <w:r>
               <w:rPr>
@@ -443,7 +505,7 @@
               <w14:ligatures w14:val="standardContextual"/>
             </w:rPr>
           </w:pPr>
-          <w:hyperlink w:anchor="_Toc243227351" w:history="1">
+          <w:hyperlink w:anchor="_Toc243565295" w:history="1">
             <w:r>
               <w:rPr>
                 <w:rStyle w:val="Hyperlink"/>
@@ -467,7 +529,7 @@
               <w:rPr>
                 <w:noProof/>
               </w:rPr>
-              <w:instrText xml:space="preserve"> PAGEREF _Toc243227351 \h </w:instrText>
+              <w:instrText xml:space="preserve"> PAGEREF _Toc243565295 \h </w:instrText>
             </w:r>
             <w:r>
               <w:rPr>
@@ -484,7 +546,7 @@
               <w:rPr>
                 <w:noProof/>
               </w:rPr>
-              <w:t>6</w:t>
+              <w:t>7</w:t>
             </w:r>
             <w:r>
               <w:rPr>
@@ -510,7 +572,7 @@
               <w14:ligatures w14:val="standardContextual"/>
             </w:rPr>
           </w:pPr>
-          <w:hyperlink w:anchor="_Toc243227352" w:history="1">
+          <w:hyperlink w:anchor="_Toc243565296" w:history="1">
             <w:r>
               <w:rPr>
                 <w:rStyle w:val="Hyperlink"/>
@@ -534,7 +596,7 @@
               <w:rPr>
                 <w:noProof/>
               </w:rPr>
-              <w:instrText xml:space="preserve"> PAGEREF _Toc243227352 \h </w:instrText>
+              <w:instrText xml:space="preserve"> PAGEREF _Toc243565296 \h </w:instrText>
             </w:r>
             <w:r>
               <w:rPr>
@@ -551,7 +613,7 @@
               <w:rPr>
                 <w:noProof/>
               </w:rPr>
-              <w:t>7</w:t>
+              <w:t>8</w:t>
             </w:r>
             <w:r>
               <w:rPr>
@@ -577,7 +639,7 @@
               <w14:ligatures w14:val="standardContextual"/>
             </w:rPr>
           </w:pPr>
-          <w:hyperlink w:anchor="_Toc243227353" w:history="1">
+          <w:hyperlink w:anchor="_Toc243565297" w:history="1">
             <w:r>
               <w:rPr>
                 <w:rStyle w:val="Hyperlink"/>
@@ -601,7 +663,7 @@
               <w:rPr>
                 <w:noProof/>
               </w:rPr>
-              <w:instrText xml:space="preserve"> PAGEREF _Toc243227353 \h </w:instrText>
+              <w:instrText xml:space="preserve"> PAGEREF _Toc243565297 \h </w:instrText>
             </w:r>
             <w:r>
               <w:rPr>
@@ -618,7 +680,7 @@
               <w:rPr>
                 <w:noProof/>
               </w:rPr>
-              <w:t>7</w:t>
+              <w:t>8</w:t>
             </w:r>
             <w:r>
               <w:rPr>
@@ -644,7 +706,7 @@
               <w14:ligatures w14:val="standardContextual"/>
             </w:rPr>
           </w:pPr>
-          <w:hyperlink w:anchor="_Toc243227354" w:history="1">
+          <w:hyperlink w:anchor="_Toc243565298" w:history="1">
             <w:r>
               <w:rPr>
                 <w:rStyle w:val="Hyperlink"/>
@@ -668,7 +730,7 @@
               <w:rPr>
                 <w:noProof/>
               </w:rPr>
-              <w:instrText xml:space="preserve"> PAGEREF _Toc243227354 \h </w:instrText>
+              <w:instrText xml:space="preserve"> PAGEREF _Toc243565298 \h </w:instrText>
             </w:r>
             <w:r>
               <w:rPr>
@@ -685,7 +747,7 @@
               <w:rPr>
                 <w:noProof/>
               </w:rPr>
-              <w:t>7</w:t>
+              <w:t>8</w:t>
             </w:r>
             <w:r>
               <w:rPr>
@@ -711,7 +773,7 @@
               <w14:ligatures w14:val="standardContextual"/>
             </w:rPr>
           </w:pPr>
-          <w:hyperlink w:anchor="_Toc243227355" w:history="1">
+          <w:hyperlink w:anchor="_Toc243565299" w:history="1">
             <w:r>
               <w:rPr>
                 <w:rStyle w:val="Hyperlink"/>
@@ -735,7 +797,7 @@
               <w:rPr>
                 <w:noProof/>
               </w:rPr>
-              <w:instrText xml:space="preserve"> PAGEREF _Toc243227355 \h </w:instrText>
+              <w:instrText xml:space="preserve"> PAGEREF _Toc243565299 \h </w:instrText>
             </w:r>
             <w:r>
               <w:rPr>
@@ -752,7 +814,7 @@
               <w:rPr>
                 <w:noProof/>
               </w:rPr>
-              <w:t>7</w:t>
+              <w:t>8</w:t>
             </w:r>
             <w:r>
               <w:rPr>
@@ -778,7 +840,7 @@
               <w14:ligatures w14:val="standardContextual"/>
             </w:rPr>
           </w:pPr>
-          <w:hyperlink w:anchor="_Toc243227356" w:history="1">
+          <w:hyperlink w:anchor="_Toc243565300" w:history="1">
             <w:r>
               <w:rPr>
                 <w:rStyle w:val="Hyperlink"/>
@@ -802,7 +864,7 @@
               <w:rPr>
                 <w:noProof/>
               </w:rPr>
-              <w:instrText xml:space="preserve"> PAGEREF _Toc243227356 \h </w:instrText>
+              <w:instrText xml:space="preserve"> PAGEREF _Toc243565300 \h </w:instrText>
             </w:r>
             <w:r>
               <w:rPr>
@@ -819,7 +881,7 @@
               <w:rPr>
                 <w:noProof/>
               </w:rPr>
-              <w:t>8</w:t>
+              <w:t>9</w:t>
             </w:r>
             <w:r>
               <w:rPr>
@@ -845,7 +907,7 @@
               <w14:ligatures w14:val="standardContextual"/>
             </w:rPr>
           </w:pPr>
-          <w:hyperlink w:anchor="_Toc243227357" w:history="1">
+          <w:hyperlink w:anchor="_Toc243565301" w:history="1">
             <w:r>
               <w:rPr>
                 <w:rStyle w:val="Hyperlink"/>
@@ -869,7 +931,7 @@
               <w:rPr>
                 <w:noProof/>
               </w:rPr>
-              <w:instrText xml:space="preserve"> PAGEREF _Toc243227357 \h </w:instrText>
+              <w:instrText xml:space="preserve"> PAGEREF _Toc243565301 \h </w:instrText>
             </w:r>
             <w:r>
               <w:rPr>
@@ -886,7 +948,7 @@
               <w:rPr>
                 <w:noProof/>
               </w:rPr>
-              <w:t>8</w:t>
+              <w:t>9</w:t>
             </w:r>
             <w:r>
               <w:rPr>
@@ -912,7 +974,7 @@
               <w14:ligatures w14:val="standardContextual"/>
             </w:rPr>
           </w:pPr>
-          <w:hyperlink w:anchor="_Toc243227358" w:history="1">
+          <w:hyperlink w:anchor="_Toc243565302" w:history="1">
             <w:r>
               <w:rPr>
                 <w:rStyle w:val="Hyperlink"/>
@@ -936,7 +998,7 @@
               <w:rPr>
                 <w:noProof/>
               </w:rPr>
-              <w:instrText xml:space="preserve"> PAGEREF _Toc243227358 \h </w:instrText>
+              <w:instrText xml:space="preserve"> PAGEREF _Toc243565302 \h </w:instrText>
             </w:r>
             <w:r>
               <w:rPr>
@@ -953,7 +1015,7 @@
               <w:rPr>
                 <w:noProof/>
               </w:rPr>
-              <w:t>10</w:t>
+              <w:t>11</w:t>
             </w:r>
             <w:r>
               <w:rPr>
@@ -979,7 +1041,7 @@
               <w14:ligatures w14:val="standardContextual"/>
             </w:rPr>
           </w:pPr>
-          <w:hyperlink w:anchor="_Toc243227359" w:history="1">
+          <w:hyperlink w:anchor="_Toc243565303" w:history="1">
             <w:r>
               <w:rPr>
                 <w:rStyle w:val="Hyperlink"/>
@@ -1003,7 +1065,7 @@
               <w:rPr>
                 <w:noProof/>
               </w:rPr>
-              <w:instrText xml:space="preserve"> PAGEREF _Toc243227359 \h </w:instrText>
+              <w:instrText xml:space="preserve"> PAGEREF _Toc243565303 \h </w:instrText>
             </w:r>
             <w:r>
               <w:rPr>
@@ -1020,7 +1082,7 @@
               <w:rPr>
                 <w:noProof/>
               </w:rPr>
-              <w:t>10</w:t>
+              <w:t>11</w:t>
             </w:r>
             <w:r>
               <w:rPr>
@@ -1046,7 +1108,7 @@
               <w14:ligatures w14:val="standardContextual"/>
             </w:rPr>
           </w:pPr>
-          <w:hyperlink w:anchor="_Toc243227360" w:history="1">
+          <w:hyperlink w:anchor="_Toc243565304" w:history="1">
             <w:r>
               <w:rPr>
                 <w:rStyle w:val="Hyperlink"/>
@@ -1070,7 +1132,7 @@
               <w:rPr>
                 <w:noProof/>
               </w:rPr>
-              <w:instrText xml:space="preserve"> PAGEREF _Toc243227360 \h </w:instrText>
+              <w:instrText xml:space="preserve"> PAGEREF _Toc243565304 \h </w:instrText>
             </w:r>
             <w:r>
               <w:rPr>
@@ -1087,7 +1149,7 @@
               <w:rPr>
                 <w:noProof/>
               </w:rPr>
-              <w:t>10</w:t>
+              <w:t>11</w:t>
             </w:r>
             <w:r>
               <w:rPr>
@@ -1113,7 +1175,7 @@
               <w14:ligatures w14:val="standardContextual"/>
             </w:rPr>
           </w:pPr>
-          <w:hyperlink w:anchor="_Toc243227361" w:history="1">
+          <w:hyperlink w:anchor="_Toc243565305" w:history="1">
             <w:r>
               <w:rPr>
                 <w:rStyle w:val="Hyperlink"/>
@@ -1137,7 +1199,7 @@
               <w:rPr>
                 <w:noProof/>
               </w:rPr>
-              <w:instrText xml:space="preserve"> PAGEREF _Toc243227361 \h </w:instrText>
+              <w:instrText xml:space="preserve"> PAGEREF _Toc243565305 \h </w:instrText>
             </w:r>
             <w:r>
               <w:rPr>
@@ -1154,7 +1216,74 @@
               <w:rPr>
                 <w:noProof/>
               </w:rPr>
-              <w:t>11</w:t>
+              <w:t>12</w:t>
+            </w:r>
+            <w:r>
+              <w:rPr>
+                <w:noProof/>
+              </w:rPr>
+              <w:fldChar w:fldCharType="end"/>
+            </w:r>
+          </w:hyperlink>
+        </w:p>
+        <w:p>
+          <w:pPr>
+            <w:pStyle w:val="TOC2"/>
+            <w:tabs>
+              <w:tab w:val="right" w:leader="dot" w:pos="9016"/>
+            </w:tabs>
+            <w:rPr>
+              <w:rFonts w:asciiTheme="minorHAnsi" w:eastAsiaTheme="minorEastAsia" w:hAnsiTheme="minorHAnsi" w:cstheme="minorBidi"/>
+              <w:noProof/>
+              <w:color w:val="auto"/>
+              <w:kern w:val="2"/>
+              <w:sz w:val="24"/>
+              <w:szCs w:val="24"/>
+              <w14:ligatures w14:val="standardContextual"/>
+            </w:rPr>
+          </w:pPr>
+          <w:hyperlink w:anchor="_Toc243565306" w:history="1">
+            <w:r>
+              <w:rPr>
+                <w:rStyle w:val="Hyperlink"/>
+                <w:noProof/>
+              </w:rPr>
+              <w:t>5.4 WhatsApp through Interakt (optional)</w:t>
+            </w:r>
+            <w:r>
+              <w:rPr>
+                <w:noProof/>
+              </w:rPr>
+              <w:tab/>
+            </w:r>
+            <w:r>
+              <w:rPr>
+                <w:noProof/>
+              </w:rPr>
+              <w:fldChar w:fldCharType="begin"/>
+            </w:r>
+            <w:r>
+              <w:rPr>
+                <w:noProof/>
+              </w:rPr>
+              <w:instrText xml:space="preserve"> PAGEREF _Toc243565306 \h </w:instrText>
+            </w:r>
+            <w:r>
+              <w:rPr>
+                <w:noProof/>
+              </w:rPr>
+            </w:r>
+            <w:r>
+              <w:rPr>
+                <w:noProof/>
+              </w:rPr>
+              <w:fldChar w:fldCharType="separate"/>
+            </w:r>
+            <w:r>
+              <w:rPr>
+                <w:noProof/>
+              </w:rPr>
+              <w:t>14</w:t>
             </w:r>
             <w:r>
               <w:rPr>
@@ -1180,7 +1309,7 @@
               <w14:ligatures w14:val="standardContextual"/>
             </w:rPr>
           </w:pPr>
-          <w:hyperlink w:anchor="_Toc243227362" w:history="1">
+          <w:hyperlink w:anchor="_Toc243565307" w:history="1">
             <w:r>
               <w:rPr>
                 <w:rStyle w:val="Hyperlink"/>
@@ -1204,7 +1333,7 @@
               <w:rPr>
                 <w:noProof/>
               </w:rPr>
-              <w:instrText xml:space="preserve"> PAGEREF _Toc243227362 \h </w:instrText>
+              <w:instrText xml:space="preserve"> PAGEREF _Toc243565307 \h </w:instrText>
             </w:r>
             <w:r>
               <w:rPr>
@@ -1221,7 +1350,7 @@
               <w:rPr>
                 <w:noProof/>
               </w:rPr>
-              <w:t>12</w:t>
+              <w:t>14</w:t>
             </w:r>
             <w:r>
               <w:rPr>
@@ -1247,7 +1376,7 @@
               <w14:ligatures w14:val="standardContextual"/>
             </w:rPr>
           </w:pPr>
-          <w:hyperlink w:anchor="_Toc243227363" w:history="1">
+          <w:hyperlink w:anchor="_Toc243565308" w:history="1">
             <w:r>
               <w:rPr>
                 <w:rStyle w:val="Hyperlink"/>
@@ -1271,7 +1400,7 @@
               <w:rPr>
                 <w:noProof/>
               </w:rPr>
-              <w:instrText xml:space="preserve"> PAGEREF _Toc243227363 \h </w:instrText>
+              <w:instrText xml:space="preserve"> PAGEREF _Toc243565308 \h </w:instrText>
             </w:r>
             <w:r>
               <w:rPr>
@@ -1288,7 +1417,7 @@
               <w:rPr>
                 <w:noProof/>
               </w:rPr>
-              <w:t>13</w:t>
+              <w:t>16</w:t>
             </w:r>
             <w:r>
               <w:rPr>
@@ -1314,7 +1443,7 @@
               <w14:ligatures w14:val="standardContextual"/>
             </w:rPr>
           </w:pPr>
-          <w:hyperlink w:anchor="_Toc243227364" w:history="1">
+          <w:hyperlink w:anchor="_Toc243565309" w:history="1">
             <w:r>
               <w:rPr>
                 <w:rStyle w:val="Hyperlink"/>
@@ -1338,7 +1467,7 @@
               <w:rPr>
                 <w:noProof/>
               </w:rPr>
-              <w:instrText xml:space="preserve"> PAGEREF _Toc243227364 \h </w:instrText>
+              <w:instrText xml:space="preserve"> PAGEREF _Toc243565309 \h </w:instrText>
             </w:r>
             <w:r>
               <w:rPr>
@@ -1355,7 +1484,7 @@
               <w:rPr>
                 <w:noProof/>
               </w:rPr>
-              <w:t>13</w:t>
+              <w:t>16</w:t>
             </w:r>
             <w:r>
               <w:rPr>
@@ -1381,7 +1510,7 @@
               <w14:ligatures w14:val="standardContextual"/>
             </w:rPr>
           </w:pPr>
-          <w:hyperlink w:anchor="_Toc243227365" w:history="1">
+          <w:hyperlink w:anchor="_Toc243565310" w:history="1">
             <w:r>
               <w:rPr>
                 <w:rStyle w:val="Hyperlink"/>
@@ -1405,7 +1534,7 @@
               <w:rPr>
                 <w:noProof/>
               </w:rPr>
-              <w:instrText xml:space="preserve"> PAGEREF _Toc243227365 \h </w:instrText>
+              <w:instrText xml:space="preserve"> PAGEREF _Toc243565310 \h </w:instrText>
             </w:r>
             <w:r>
               <w:rPr>
@@ -1422,7 +1551,7 @@
               <w:rPr>
                 <w:noProof/>
               </w:rPr>
-              <w:t>14</w:t>
+              <w:t>17</w:t>
             </w:r>
             <w:r>
               <w:rPr>
@@ -1448,7 +1577,7 @@
               <w14:ligatures w14:val="standardContextual"/>
             </w:rPr>
           </w:pPr>
-          <w:hyperlink w:anchor="_Toc243227366" w:history="1">
+          <w:hyperlink w:anchor="_Toc243565311" w:history="1">
             <w:r>
               <w:rPr>
                 <w:rStyle w:val="Hyperlink"/>
@@ -1472,7 +1601,7 @@
               <w:rPr>
                 <w:noProof/>
               </w:rPr>
-              <w:instrText xml:space="preserve"> PAGEREF _Toc243227366 \h </w:instrText>
+              <w:instrText xml:space="preserve"> PAGEREF _Toc243565311 \h </w:instrText>
             </w:r>
             <w:r>
               <w:rPr>
@@ -1489,7 +1618,7 @@
               <w:rPr>
                 <w:noProof/>
               </w:rPr>
-              <w:t>14</w:t>
+              <w:t>17</w:t>
             </w:r>
             <w:r>
               <w:rPr>
@@ -1515,7 +1644,7 @@
               <w14:ligatures w14:val="standardContextual"/>
             </w:rPr>
           </w:pPr>
-          <w:hyperlink w:anchor="_Toc243227367" w:history="1">
+          <w:hyperlink w:anchor="_Toc243565312" w:history="1">
             <w:r>
               <w:rPr>
                 <w:rStyle w:val="Hyperlink"/>
@@ -1539,7 +1668,7 @@
               <w:rPr>
                 <w:noProof/>
               </w:rPr>
-              <w:instrText xml:space="preserve"> PAGEREF _Toc243227367 \h </w:instrText>
+              <w:instrText xml:space="preserve"> PAGEREF _Toc243565312 \h </w:instrText>
             </w:r>
             <w:r>
               <w:rPr>
@@ -1556,7 +1685,7 @@
               <w:rPr>
                 <w:noProof/>
               </w:rPr>
-              <w:t>14</w:t>
+              <w:t>17</w:t>
             </w:r>
             <w:r>
               <w:rPr>
@@ -1582,7 +1711,7 @@
               <w14:ligatures w14:val="standardContextual"/>
             </w:rPr>
           </w:pPr>
-          <w:hyperlink w:anchor="_Toc243227368" w:history="1">
+          <w:hyperlink w:anchor="_Toc243565313" w:history="1">
             <w:r>
               <w:rPr>
                 <w:rStyle w:val="Hyperlink"/>
@@ -1606,7 +1735,7 @@
               <w:rPr>
                 <w:noProof/>
               </w:rPr>
-              <w:instrText xml:space="preserve"> PAGEREF _Toc243227368 \h </w:instrText>
+              <w:instrText xml:space="preserve"> PAGEREF _Toc243565313 \h </w:instrText>
             </w:r>
             <w:r>
               <w:rPr>
@@ -1623,7 +1752,7 @@
               <w:rPr>
                 <w:noProof/>
               </w:rPr>
-              <w:t>15</w:t>
+              <w:t>18</w:t>
             </w:r>
             <w:r>
               <w:rPr>
@@ -1649,7 +1778,7 @@
               <w14:ligatures w14:val="standardContextual"/>
             </w:rPr>
           </w:pPr>
-          <w:hyperlink w:anchor="_Toc243227369" w:history="1">
+          <w:hyperlink w:anchor="_Toc243565314" w:history="1">
             <w:r>
               <w:rPr>
                 <w:rStyle w:val="Hyperlink"/>
@@ -1673,7 +1802,7 @@
               <w:rPr>
                 <w:noProof/>
               </w:rPr>
-              <w:instrText xml:space="preserve"> PAGEREF _Toc243227369 \h </w:instrText>
+              <w:instrText xml:space="preserve"> PAGEREF _Toc243565314 \h </w:instrText>
             </w:r>
             <w:r>
               <w:rPr>
@@ -1690,7 +1819,7 @@
               <w:rPr>
                 <w:noProof/>
               </w:rPr>
-              <w:t>15</w:t>
+              <w:t>18</w:t>
             </w:r>
             <w:r>
               <w:rPr>
@@ -1716,7 +1845,7 @@
               <w14:ligatures w14:val="standardContextual"/>
             </w:rPr>
           </w:pPr>
-          <w:hyperlink w:anchor="_Toc243227370" w:history="1">
+          <w:hyperlink w:anchor="_Toc243565315" w:history="1">
             <w:r>
               <w:rPr>
                 <w:rStyle w:val="Hyperlink"/>
@@ -1740,7 +1869,7 @@
               <w:rPr>
                 <w:noProof/>
               </w:rPr>
-              <w:instrText xml:space="preserve"> PAGEREF _Toc243227370 \h </w:instrText>
+              <w:instrText xml:space="preserve"> PAGEREF _Toc243565315 \h </w:instrText>
             </w:r>
             <w:r>
               <w:rPr>
@@ -1757,7 +1886,7 @@
               <w:rPr>
                 <w:noProof/>
               </w:rPr>
-              <w:t>15</w:t>
+              <w:t>18</w:t>
             </w:r>
             <w:r>
               <w:rPr>
@@ -1783,7 +1912,7 @@
               <w14:ligatures w14:val="standardContextual"/>
             </w:rPr>
           </w:pPr>
-          <w:hyperlink w:anchor="_Toc243227371" w:history="1">
+          <w:hyperlink w:anchor="_Toc243565316" w:history="1">
             <w:r>
               <w:rPr>
                 <w:rStyle w:val="Hyperlink"/>
@@ -1807,7 +1936,7 @@
               <w:rPr>
                 <w:noProof/>
               </w:rPr>
-              <w:instrText xml:space="preserve"> PAGEREF _Toc243227371 \h </w:instrText>
+              <w:instrText xml:space="preserve"> PAGEREF _Toc243565316 \h </w:instrText>
             </w:r>
             <w:r>
               <w:rPr>
@@ -1824,7 +1953,7 @@
               <w:rPr>
                 <w:noProof/>
               </w:rPr>
-              <w:t>15</w:t>
+              <w:t>18</w:t>
             </w:r>
             <w:r>
               <w:rPr>
@@ -1850,7 +1979,7 @@
               <w14:ligatures w14:val="standardContextual"/>
             </w:rPr>
           </w:pPr>
-          <w:hyperlink w:anchor="_Toc243227372" w:history="1">
+          <w:hyperlink w:anchor="_Toc243565317" w:history="1">
             <w:r>
               <w:rPr>
                 <w:rStyle w:val="Hyperlink"/>
@@ -1874,7 +2003,7 @@
               <w:rPr>
                 <w:noProof/>
               </w:rPr>
-              <w:instrText xml:space="preserve"> PAGEREF _Toc243227372 \h </w:instrText>
+              <w:instrText xml:space="preserve"> PAGEREF _Toc243565317 \h </w:instrText>
             </w:r>
             <w:r>
               <w:rPr>
@@ -1891,7 +2020,7 @@
               <w:rPr>
                 <w:noProof/>
               </w:rPr>
-              <w:t>16</w:t>
+              <w:t>19</w:t>
             </w:r>
             <w:r>
               <w:rPr>
@@ -1917,7 +2046,7 @@
               <w14:ligatures w14:val="standardContextual"/>
             </w:rPr>
           </w:pPr>
-          <w:hyperlink w:anchor="_Toc243227373" w:history="1">
+          <w:hyperlink w:anchor="_Toc243565318" w:history="1">
             <w:r>
               <w:rPr>
                 <w:rStyle w:val="Hyperlink"/>
@@ -1941,7 +2070,7 @@
               <w:rPr>
                 <w:noProof/>
               </w:rPr>
-              <w:instrText xml:space="preserve"> PAGEREF _Toc243227373 \h </w:instrText>
+              <w:instrText xml:space="preserve"> PAGEREF _Toc243565318 \h </w:instrText>
             </w:r>
             <w:r>
               <w:rPr>
@@ -1958,7 +2087,7 @@
               <w:rPr>
                 <w:noProof/>
               </w:rPr>
-              <w:t>16</w:t>
+              <w:t>19</w:t>
             </w:r>
             <w:r>
               <w:rPr>
@@ -1984,7 +2113,7 @@
               <w14:ligatures w14:val="standardContextual"/>
             </w:rPr>
           </w:pPr>
-          <w:hyperlink w:anchor="_Toc243227374" w:history="1">
+          <w:hyperlink w:anchor="_Toc243565319" w:history="1">
             <w:r>
               <w:rPr>
                 <w:rStyle w:val="Hyperlink"/>
@@ -2008,7 +2137,7 @@
               <w:rPr>
                 <w:noProof/>
               </w:rPr>
-              <w:instrText xml:space="preserve"> PAGEREF _Toc243227374 \h </w:instrText>
+              <w:instrText xml:space="preserve"> PAGEREF _Toc243565319 \h </w:instrText>
             </w:r>
             <w:r>
               <w:rPr>
@@ -2025,7 +2154,7 @@
               <w:rPr>
                 <w:noProof/>
               </w:rPr>
-              <w:t>16</w:t>
+              <w:t>19</w:t>
             </w:r>
             <w:r>
               <w:rPr>
@@ -2051,7 +2180,7 @@
               <w14:ligatures w14:val="standardContextual"/>
             </w:rPr>
           </w:pPr>
-          <w:hyperlink w:anchor="_Toc243227375" w:history="1">
+          <w:hyperlink w:anchor="_Toc243565320" w:history="1">
             <w:r>
               <w:rPr>
                 <w:rStyle w:val="Hyperlink"/>
@@ -2075,7 +2204,7 @@
               <w:rPr>
                 <w:noProof/>
               </w:rPr>
-              <w:instrText xml:space="preserve"> PAGEREF _Toc243227375 \h </w:instrText>
+              <w:instrText xml:space="preserve"> PAGEREF _Toc243565320 \h </w:instrText>
             </w:r>
             <w:r>
               <w:rPr>
@@ -2092,7 +2221,7 @@
               <w:rPr>
                 <w:noProof/>
               </w:rPr>
-              <w:t>16</w:t>
+              <w:t>20</w:t>
             </w:r>
             <w:r>
               <w:rPr>
@@ -2118,7 +2247,7 @@
               <w14:ligatures w14:val="standardContextual"/>
             </w:rPr>
           </w:pPr>
-          <w:hyperlink w:anchor="_Toc243227376" w:history="1">
+          <w:hyperlink w:anchor="_Toc243565321" w:history="1">
             <w:r>
               <w:rPr>
                 <w:rStyle w:val="Hyperlink"/>
@@ -2142,7 +2271,7 @@
               <w:rPr>
                 <w:noProof/>
               </w:rPr>
-              <w:instrText xml:space="preserve"> PAGEREF _Toc243227376 \h </w:instrText>
+              <w:instrText xml:space="preserve"> PAGEREF _Toc243565321 \h </w:instrText>
             </w:r>
             <w:r>
               <w:rPr>
@@ -2159,7 +2288,7 @@
               <w:rPr>
                 <w:noProof/>
               </w:rPr>
-              <w:t>18</w:t>
+              <w:t>21</w:t>
             </w:r>
             <w:r>
               <w:rPr>
@@ -2196,7 +2325,7 @@
         <w:pStyle w:val="Heading1"/>
       </w:pPr>
       <w:bookmarkStart w:id="0" w:name="_Toc900000000"/>
-      <w:bookmarkStart w:id="1" w:name="_Toc243227347"/>
+      <w:bookmarkStart w:id="1" w:name="_Toc243565290"/>
       <w:r>
         <w:lastRenderedPageBreak/>
         <w:t>1. The two apps</w:t>
@@ -2377,7 +2506,7 @@
           </w:tcPr>
           <w:p>
             <w:r>
-              <w:t>Customers</w:t>
+              <w:t>Customers, cab-fleet owners and their drivers</w:t>
             </w:r>
           </w:p>
         </w:tc>
@@ -2519,7 +2648,7 @@
           </w:tcPr>
           <w:p>
             <w:r>
-              <w:t>An icon on the phone, notifications, Play Store presence</w:t>
+              <w:t>An icon on the phone, notifications, Play Store presence; for fleet drivers the cab's location on a breakdown report</w:t>
             </w:r>
           </w:p>
         </w:tc>
@@ -2834,7 +2963,7 @@
         <w:pStyle w:val="Heading2"/>
       </w:pPr>
       <w:bookmarkStart w:id="2" w:name="_Toc900000001"/>
-      <w:bookmarkStart w:id="3" w:name="_Toc243227348"/>
+      <w:bookmarkStart w:id="3" w:name="_Toc243565291"/>
       <w:r>
         <w:t>What this guide covers</w:t>
       </w:r>
@@ -2899,7 +3028,7 @@
         <w:pStyle w:val="Heading2"/>
       </w:pPr>
       <w:bookmarkStart w:id="4" w:name="_Toc900000002"/>
-      <w:bookmarkStart w:id="5" w:name="_Toc243227349"/>
+      <w:bookmarkStart w:id="5" w:name="_Toc243565292"/>
       <w:r>
         <w:t>Already set up on this computer</w:t>
       </w:r>
@@ -3249,6 +3378,7 @@
           </w:tcPr>
           <w:p>
             <w:r>
+              <w:lastRenderedPageBreak/>
               <w:t>JDK 17</w:t>
             </w:r>
           </w:p>
@@ -3320,7 +3450,6 @@
           </w:tcPr>
           <w:p>
             <w:r>
-              <w:lastRenderedPageBreak/>
               <w:t>Android SDK</w:t>
             </w:r>
           </w:p>
@@ -3427,7 +3556,7 @@
         <w:pStyle w:val="Heading1"/>
       </w:pPr>
       <w:bookmarkStart w:id="6" w:name="_Toc900000003"/>
-      <w:bookmarkStart w:id="7" w:name="_Toc243227350"/>
+      <w:bookmarkStart w:id="7" w:name="_Toc243565293"/>
       <w:r>
         <w:lastRenderedPageBreak/>
         <w:t>2. Run the system for phones on the workshop Wi-Fi</w:t>
@@ -3666,6 +3795,850 @@
       </w:r>
     </w:p>
     <w:p>
+      <w:pPr>
+        <w:spacing w:after="120"/>
+      </w:pPr>
+      <w:r>
+        <w:rPr>
+          <w:b/>
+          <w:bCs/>
+        </w:rPr>
+        <w:t>What the scheduler runs</w:t>
+      </w:r>
+      <w:r>
+        <w:t xml:space="preserve"> (each can also be run by hand, to test without waiting):</w:t>
+      </w:r>
+    </w:p>
+    <w:tbl>
+      <w:tblPr>
+        <w:tblW w:w="9026" w:type="dxa"/>
+        <w:tblBorders>
+          <w:top w:val="single" w:sz="4" w:space="0" w:color="auto"/>
+          <w:left w:val="single" w:sz="4" w:space="0" w:color="auto"/>
+          <w:bottom w:val="single" w:sz="4" w:space="0" w:color="auto"/>
+          <w:right w:val="single" w:sz="4" w:space="0" w:color="auto"/>
+          <w:insideH w:val="single" w:sz="4" w:space="0" w:color="auto"/>
+          <w:insideV w:val="single" w:sz="4" w:space="0" w:color="auto"/>
+        </w:tblBorders>
+        <w:tblLook w:val="04A0" w:firstRow="1" w:lastRow="0" w:firstColumn="1" w:lastColumn="0" w:noHBand="0" w:noVBand="1"/>
+      </w:tblPr>
+      <w:tblGrid>
+        <w:gridCol w:w="2528"/>
+        <w:gridCol w:w="3249"/>
+        <w:gridCol w:w="3249"/>
+      </w:tblGrid>
+      <w:tr>
+        <w:trPr>
+          <w:cantSplit/>
+          <w:tblHeader/>
+        </w:trPr>
+        <w:tc>
+          <w:tcPr>
+            <w:tcW w:w="2527" w:type="dxa"/>
+            <w:tcBorders>
+              <w:top w:val="single" w:sz="4" w:space="0" w:color="D1D5DB"/>
+              <w:left w:val="single" w:sz="4" w:space="0" w:color="D1D5DB"/>
+              <w:bottom w:val="single" w:sz="4" w:space="0" w:color="D1D5DB"/>
+              <w:right w:val="single" w:sz="4" w:space="0" w:color="D1D5DB"/>
+            </w:tcBorders>
+            <w:shd w:val="clear" w:color="auto" w:fill="C4161C"/>
+            <w:tcMar>
+              <w:top w:w="60" w:type="dxa"/>
+              <w:left w:w="100" w:type="dxa"/>
+              <w:bottom w:w="60" w:type="dxa"/>
+              <w:right w:w="100" w:type="dxa"/>
+            </w:tcMar>
+          </w:tcPr>
+          <w:p>
+            <w:r>
+              <w:rPr>
+                <w:b/>
+                <w:bCs/>
+                <w:color w:val="FFFFFF"/>
+              </w:rPr>
+              <w:t>Command</w:t>
+            </w:r>
+          </w:p>
+        </w:tc>
+        <w:tc>
+          <w:tcPr>
+            <w:tcW w:w="3249" w:type="dxa"/>
+            <w:tcBorders>
+              <w:top w:val="single" w:sz="4" w:space="0" w:color="D1D5DB"/>
+              <w:left w:val="single" w:sz="4" w:space="0" w:color="D1D5DB"/>
+              <w:bottom w:val="single" w:sz="4" w:space="0" w:color="D1D5DB"/>
+              <w:right w:val="single" w:sz="4" w:space="0" w:color="D1D5DB"/>
+            </w:tcBorders>
+            <w:shd w:val="clear" w:color="auto" w:fill="C4161C"/>
+            <w:tcMar>
+              <w:top w:w="60" w:type="dxa"/>
+              <w:left w:w="100" w:type="dxa"/>
+              <w:bottom w:w="60" w:type="dxa"/>
+              <w:right w:w="100" w:type="dxa"/>
+            </w:tcMar>
+          </w:tcPr>
+          <w:p>
+            <w:r>
+              <w:rPr>
+                <w:b/>
+                <w:bCs/>
+                <w:color w:val="FFFFFF"/>
+              </w:rPr>
+              <w:t>When</w:t>
+            </w:r>
+          </w:p>
+        </w:tc>
+        <w:tc>
+          <w:tcPr>
+            <w:tcW w:w="3249" w:type="dxa"/>
+            <w:tcBorders>
+              <w:top w:val="single" w:sz="4" w:space="0" w:color="D1D5DB"/>
+              <w:left w:val="single" w:sz="4" w:space="0" w:color="D1D5DB"/>
+              <w:bottom w:val="single" w:sz="4" w:space="0" w:color="D1D5DB"/>
+              <w:right w:val="single" w:sz="4" w:space="0" w:color="D1D5DB"/>
+            </w:tcBorders>
+            <w:shd w:val="clear" w:color="auto" w:fill="C4161C"/>
+            <w:tcMar>
+              <w:top w:w="60" w:type="dxa"/>
+              <w:left w:w="100" w:type="dxa"/>
+              <w:bottom w:w="60" w:type="dxa"/>
+              <w:right w:w="100" w:type="dxa"/>
+            </w:tcMar>
+          </w:tcPr>
+          <w:p>
+            <w:r>
+              <w:rPr>
+                <w:b/>
+                <w:bCs/>
+                <w:color w:val="FFFFFF"/>
+              </w:rPr>
+              <w:t>What it does</w:t>
+            </w:r>
+          </w:p>
+        </w:tc>
+      </w:tr>
+      <w:tr>
+        <w:trPr>
+          <w:cantSplit/>
+        </w:trPr>
+        <w:tc>
+          <w:tcPr>
+            <w:tcW w:w="2527" w:type="dxa"/>
+            <w:tcBorders>
+              <w:top w:val="single" w:sz="4" w:space="0" w:color="D1D5DB"/>
+              <w:left w:val="single" w:sz="4" w:space="0" w:color="D1D5DB"/>
+              <w:bottom w:val="single" w:sz="4" w:space="0" w:color="D1D5DB"/>
+              <w:right w:val="single" w:sz="4" w:space="0" w:color="D1D5DB"/>
+            </w:tcBorders>
+            <w:tcMar>
+              <w:top w:w="60" w:type="dxa"/>
+              <w:left w:w="100" w:type="dxa"/>
+              <w:bottom w:w="60" w:type="dxa"/>
+              <w:right w:w="100" w:type="dxa"/>
+            </w:tcMar>
+          </w:tcPr>
+          <w:p>
+            <w:r>
+              <w:t>php artisan crm:run</w:t>
+            </w:r>
+          </w:p>
+        </w:tc>
+        <w:tc>
+          <w:tcPr>
+            <w:tcW w:w="3249" w:type="dxa"/>
+            <w:tcBorders>
+              <w:top w:val="single" w:sz="4" w:space="0" w:color="D1D5DB"/>
+              <w:left w:val="single" w:sz="4" w:space="0" w:color="D1D5DB"/>
+              <w:bottom w:val="single" w:sz="4" w:space="0" w:color="D1D5DB"/>
+              <w:right w:val="single" w:sz="4" w:space="0" w:color="D1D5DB"/>
+            </w:tcBorders>
+            <w:tcMar>
+              <w:top w:w="60" w:type="dxa"/>
+              <w:left w:w="100" w:type="dxa"/>
+              <w:bottom w:w="60" w:type="dxa"/>
+              <w:right w:w="100" w:type="dxa"/>
+            </w:tcMar>
+          </w:tcPr>
+          <w:p>
+            <w:r>
+              <w:t>Every 15 minutes</w:t>
+            </w:r>
+          </w:p>
+        </w:tc>
+        <w:tc>
+          <w:tcPr>
+            <w:tcW w:w="3249" w:type="dxa"/>
+            <w:tcBorders>
+              <w:top w:val="single" w:sz="4" w:space="0" w:color="D1D5DB"/>
+              <w:left w:val="single" w:sz="4" w:space="0" w:color="D1D5DB"/>
+              <w:bottom w:val="single" w:sz="4" w:space="0" w:color="D1D5DB"/>
+              <w:right w:val="single" w:sz="4" w:space="0" w:color="D1D5DB"/>
+            </w:tcBorders>
+            <w:tcMar>
+              <w:top w:w="60" w:type="dxa"/>
+              <w:left w:w="100" w:type="dxa"/>
+              <w:bottom w:w="60" w:type="dxa"/>
+              <w:right w:w="100" w:type="dxa"/>
+            </w:tcMar>
+          </w:tcPr>
+          <w:p>
+            <w:r>
+              <w:t>Journey messages, call-back alerts, no-shows, booking reminders, contacts / events to Interakt</w:t>
+            </w:r>
+          </w:p>
+        </w:tc>
+      </w:tr>
+      <w:tr>
+        <w:trPr>
+          <w:cantSplit/>
+        </w:trPr>
+        <w:tc>
+          <w:tcPr>
+            <w:tcW w:w="2527" w:type="dxa"/>
+            <w:tcBorders>
+              <w:top w:val="single" w:sz="4" w:space="0" w:color="D1D5DB"/>
+              <w:left w:val="single" w:sz="4" w:space="0" w:color="D1D5DB"/>
+              <w:bottom w:val="single" w:sz="4" w:space="0" w:color="D1D5DB"/>
+              <w:right w:val="single" w:sz="4" w:space="0" w:color="D1D5DB"/>
+            </w:tcBorders>
+            <w:tcMar>
+              <w:top w:w="60" w:type="dxa"/>
+              <w:left w:w="100" w:type="dxa"/>
+              <w:bottom w:w="60" w:type="dxa"/>
+              <w:right w:w="100" w:type="dxa"/>
+            </w:tcMar>
+          </w:tcPr>
+          <w:p>
+            <w:r>
+              <w:t>php artisan crm:daily</w:t>
+            </w:r>
+          </w:p>
+        </w:tc>
+        <w:tc>
+          <w:tcPr>
+            <w:tcW w:w="3249" w:type="dxa"/>
+            <w:tcBorders>
+              <w:top w:val="single" w:sz="4" w:space="0" w:color="D1D5DB"/>
+              <w:left w:val="single" w:sz="4" w:space="0" w:color="D1D5DB"/>
+              <w:bottom w:val="single" w:sz="4" w:space="0" w:color="D1D5DB"/>
+              <w:right w:val="single" w:sz="4" w:space="0" w:color="D1D5DB"/>
+            </w:tcBorders>
+            <w:tcMar>
+              <w:top w:w="60" w:type="dxa"/>
+              <w:left w:w="100" w:type="dxa"/>
+              <w:bottom w:w="60" w:type="dxa"/>
+              <w:right w:w="100" w:type="dxa"/>
+            </w:tcMar>
+          </w:tcPr>
+          <w:p>
+            <w:r>
+              <w:t>07:00</w:t>
+            </w:r>
+          </w:p>
+        </w:tc>
+        <w:tc>
+          <w:tcPr>
+            <w:tcW w:w="3249" w:type="dxa"/>
+            <w:tcBorders>
+              <w:top w:val="single" w:sz="4" w:space="0" w:color="D1D5DB"/>
+              <w:left w:val="single" w:sz="4" w:space="0" w:color="D1D5DB"/>
+              <w:bottom w:val="single" w:sz="4" w:space="0" w:color="D1D5DB"/>
+              <w:right w:val="single" w:sz="4" w:space="0" w:color="D1D5DB"/>
+            </w:tcBorders>
+            <w:tcMar>
+              <w:top w:w="60" w:type="dxa"/>
+              <w:left w:w="100" w:type="dxa"/>
+              <w:bottom w:w="60" w:type="dxa"/>
+              <w:right w:w="100" w:type="dxa"/>
+            </w:tcMar>
+          </w:tcPr>
+          <w:p>
+            <w:r>
+              <w:t>Service due, insurance due, win-back, pending work; ServiceDue / InsuranceDue events</w:t>
+            </w:r>
+          </w:p>
+        </w:tc>
+      </w:tr>
+      <w:tr>
+        <w:trPr>
+          <w:cantSplit/>
+        </w:trPr>
+        <w:tc>
+          <w:tcPr>
+            <w:tcW w:w="2527" w:type="dxa"/>
+            <w:tcBorders>
+              <w:top w:val="single" w:sz="4" w:space="0" w:color="D1D5DB"/>
+              <w:left w:val="single" w:sz="4" w:space="0" w:color="D1D5DB"/>
+              <w:bottom w:val="single" w:sz="4" w:space="0" w:color="D1D5DB"/>
+              <w:right w:val="single" w:sz="4" w:space="0" w:color="D1D5DB"/>
+            </w:tcBorders>
+            <w:tcMar>
+              <w:top w:w="60" w:type="dxa"/>
+              <w:left w:w="100" w:type="dxa"/>
+              <w:bottom w:w="60" w:type="dxa"/>
+              <w:right w:w="100" w:type="dxa"/>
+            </w:tcMar>
+          </w:tcPr>
+          <w:p>
+            <w:r>
+              <w:t>php artisan whatsapp:send-due</w:t>
+            </w:r>
+          </w:p>
+        </w:tc>
+        <w:tc>
+          <w:tcPr>
+            <w:tcW w:w="3249" w:type="dxa"/>
+            <w:tcBorders>
+              <w:top w:val="single" w:sz="4" w:space="0" w:color="D1D5DB"/>
+              <w:left w:val="single" w:sz="4" w:space="0" w:color="D1D5DB"/>
+              <w:bottom w:val="single" w:sz="4" w:space="0" w:color="D1D5DB"/>
+              <w:right w:val="single" w:sz="4" w:space="0" w:color="D1D5DB"/>
+            </w:tcBorders>
+            <w:tcMar>
+              <w:top w:w="60" w:type="dxa"/>
+              <w:left w:w="100" w:type="dxa"/>
+              <w:bottom w:w="60" w:type="dxa"/>
+              <w:right w:w="100" w:type="dxa"/>
+            </w:tcMar>
+          </w:tcPr>
+          <w:p>
+            <w:r>
+              <w:t>Every 5 minutes</w:t>
+            </w:r>
+          </w:p>
+        </w:tc>
+        <w:tc>
+          <w:tcPr>
+            <w:tcW w:w="3249" w:type="dxa"/>
+            <w:tcBorders>
+              <w:top w:val="single" w:sz="4" w:space="0" w:color="D1D5DB"/>
+              <w:left w:val="single" w:sz="4" w:space="0" w:color="D1D5DB"/>
+              <w:bottom w:val="single" w:sz="4" w:space="0" w:color="D1D5DB"/>
+              <w:right w:val="single" w:sz="4" w:space="0" w:color="D1D5DB"/>
+            </w:tcBorders>
+            <w:tcMar>
+              <w:top w:w="60" w:type="dxa"/>
+              <w:left w:w="100" w:type="dxa"/>
+              <w:bottom w:w="60" w:type="dxa"/>
+              <w:right w:w="100" w:type="dxa"/>
+            </w:tcMar>
+          </w:tcPr>
+          <w:p>
+            <w:r>
+              <w:t>Scheduled WhatsApp messages through Interakt (when on)</w:t>
+            </w:r>
+          </w:p>
+        </w:tc>
+      </w:tr>
+      <w:tr>
+        <w:trPr>
+          <w:cantSplit/>
+        </w:trPr>
+        <w:tc>
+          <w:tcPr>
+            <w:tcW w:w="2527" w:type="dxa"/>
+            <w:tcBorders>
+              <w:top w:val="single" w:sz="4" w:space="0" w:color="D1D5DB"/>
+              <w:left w:val="single" w:sz="4" w:space="0" w:color="D1D5DB"/>
+              <w:bottom w:val="single" w:sz="4" w:space="0" w:color="D1D5DB"/>
+              <w:right w:val="single" w:sz="4" w:space="0" w:color="D1D5DB"/>
+            </w:tcBorders>
+            <w:tcMar>
+              <w:top w:w="60" w:type="dxa"/>
+              <w:left w:w="100" w:type="dxa"/>
+              <w:bottom w:w="60" w:type="dxa"/>
+              <w:right w:w="100" w:type="dxa"/>
+            </w:tcMar>
+          </w:tcPr>
+          <w:p>
+            <w:r>
+              <w:t>php artisan customerapp:reminders</w:t>
+            </w:r>
+          </w:p>
+        </w:tc>
+        <w:tc>
+          <w:tcPr>
+            <w:tcW w:w="3249" w:type="dxa"/>
+            <w:tcBorders>
+              <w:top w:val="single" w:sz="4" w:space="0" w:color="D1D5DB"/>
+              <w:left w:val="single" w:sz="4" w:space="0" w:color="D1D5DB"/>
+              <w:bottom w:val="single" w:sz="4" w:space="0" w:color="D1D5DB"/>
+              <w:right w:val="single" w:sz="4" w:space="0" w:color="D1D5DB"/>
+            </w:tcBorders>
+            <w:tcMar>
+              <w:top w:w="60" w:type="dxa"/>
+              <w:left w:w="100" w:type="dxa"/>
+              <w:bottom w:w="60" w:type="dxa"/>
+              <w:right w:w="100" w:type="dxa"/>
+            </w:tcMar>
+          </w:tcPr>
+          <w:p>
+            <w:r>
+              <w:t>09:30</w:t>
+            </w:r>
+          </w:p>
+        </w:tc>
+        <w:tc>
+          <w:tcPr>
+            <w:tcW w:w="3249" w:type="dxa"/>
+            <w:tcBorders>
+              <w:top w:val="single" w:sz="4" w:space="0" w:color="D1D5DB"/>
+              <w:left w:val="single" w:sz="4" w:space="0" w:color="D1D5DB"/>
+              <w:bottom w:val="single" w:sz="4" w:space="0" w:color="D1D5DB"/>
+              <w:right w:val="single" w:sz="4" w:space="0" w:color="D1D5DB"/>
+            </w:tcBorders>
+            <w:tcMar>
+              <w:top w:w="60" w:type="dxa"/>
+              <w:left w:w="100" w:type="dxa"/>
+              <w:bottom w:w="60" w:type="dxa"/>
+              <w:right w:w="100" w:type="dxa"/>
+            </w:tcMar>
+          </w:tcPr>
+          <w:p>
+            <w:r>
+              <w:t>Customer app inbox reminders (service, insurance, PUC, documents, pending work)</w:t>
+            </w:r>
+          </w:p>
+        </w:tc>
+      </w:tr>
+      <w:tr>
+        <w:trPr>
+          <w:cantSplit/>
+        </w:trPr>
+        <w:tc>
+          <w:tcPr>
+            <w:tcW w:w="2527" w:type="dxa"/>
+            <w:tcBorders>
+              <w:top w:val="single" w:sz="4" w:space="0" w:color="D1D5DB"/>
+              <w:left w:val="single" w:sz="4" w:space="0" w:color="D1D5DB"/>
+              <w:bottom w:val="single" w:sz="4" w:space="0" w:color="D1D5DB"/>
+              <w:right w:val="single" w:sz="4" w:space="0" w:color="D1D5DB"/>
+            </w:tcBorders>
+            <w:tcMar>
+              <w:top w:w="60" w:type="dxa"/>
+              <w:left w:w="100" w:type="dxa"/>
+              <w:bottom w:w="60" w:type="dxa"/>
+              <w:right w:w="100" w:type="dxa"/>
+            </w:tcMar>
+          </w:tcPr>
+          <w:p>
+            <w:r>
+              <w:t>php artisan fleet:daily</w:t>
+            </w:r>
+          </w:p>
+        </w:tc>
+        <w:tc>
+          <w:tcPr>
+            <w:tcW w:w="3249" w:type="dxa"/>
+            <w:tcBorders>
+              <w:top w:val="single" w:sz="4" w:space="0" w:color="D1D5DB"/>
+              <w:left w:val="single" w:sz="4" w:space="0" w:color="D1D5DB"/>
+              <w:bottom w:val="single" w:sz="4" w:space="0" w:color="D1D5DB"/>
+              <w:right w:val="single" w:sz="4" w:space="0" w:color="D1D5DB"/>
+            </w:tcBorders>
+            <w:tcMar>
+              <w:top w:w="60" w:type="dxa"/>
+              <w:left w:w="100" w:type="dxa"/>
+              <w:bottom w:w="60" w:type="dxa"/>
+              <w:right w:w="100" w:type="dxa"/>
+            </w:tcMar>
+          </w:tcPr>
+          <w:p>
+            <w:r>
+              <w:t>09:40</w:t>
+            </w:r>
+          </w:p>
+        </w:tc>
+        <w:tc>
+          <w:tcPr>
+            <w:tcW w:w="3249" w:type="dxa"/>
+            <w:tcBorders>
+              <w:top w:val="single" w:sz="4" w:space="0" w:color="D1D5DB"/>
+              <w:left w:val="single" w:sz="4" w:space="0" w:color="D1D5DB"/>
+              <w:bottom w:val="single" w:sz="4" w:space="0" w:color="D1D5DB"/>
+              <w:right w:val="single" w:sz="4" w:space="0" w:color="D1D5DB"/>
+            </w:tcBorders>
+            <w:tcMar>
+              <w:top w:w="60" w:type="dxa"/>
+              <w:left w:w="100" w:type="dxa"/>
+              <w:bottom w:w="60" w:type="dxa"/>
+              <w:right w:w="100" w:type="dxa"/>
+            </w:tcMar>
+          </w:tcPr>
+          <w:p>
+            <w:r>
+              <w:t>Fleet cabs close to their service km: owner and drivers reminded</w:t>
+            </w:r>
+          </w:p>
+        </w:tc>
+      </w:tr>
+      <w:tr>
+        <w:trPr>
+          <w:cantSplit/>
+        </w:trPr>
+        <w:tc>
+          <w:tcPr>
+            <w:tcW w:w="2527" w:type="dxa"/>
+            <w:tcBorders>
+              <w:top w:val="single" w:sz="4" w:space="0" w:color="D1D5DB"/>
+              <w:left w:val="single" w:sz="4" w:space="0" w:color="D1D5DB"/>
+              <w:bottom w:val="single" w:sz="4" w:space="0" w:color="D1D5DB"/>
+              <w:right w:val="single" w:sz="4" w:space="0" w:color="D1D5DB"/>
+            </w:tcBorders>
+            <w:tcMar>
+              <w:top w:w="60" w:type="dxa"/>
+              <w:left w:w="100" w:type="dxa"/>
+              <w:bottom w:w="60" w:type="dxa"/>
+              <w:right w:w="100" w:type="dxa"/>
+            </w:tcMar>
+          </w:tcPr>
+          <w:p>
+            <w:r>
+              <w:t>php artisan hr:close-attendance</w:t>
+            </w:r>
+          </w:p>
+        </w:tc>
+        <w:tc>
+          <w:tcPr>
+            <w:tcW w:w="3249" w:type="dxa"/>
+            <w:tcBorders>
+              <w:top w:val="single" w:sz="4" w:space="0" w:color="D1D5DB"/>
+              <w:left w:val="single" w:sz="4" w:space="0" w:color="D1D5DB"/>
+              <w:bottom w:val="single" w:sz="4" w:space="0" w:color="D1D5DB"/>
+              <w:right w:val="single" w:sz="4" w:space="0" w:color="D1D5DB"/>
+            </w:tcBorders>
+            <w:tcMar>
+              <w:top w:w="60" w:type="dxa"/>
+              <w:left w:w="100" w:type="dxa"/>
+              <w:bottom w:w="60" w:type="dxa"/>
+              <w:right w:w="100" w:type="dxa"/>
+            </w:tcMar>
+          </w:tcPr>
+          <w:p>
+            <w:r>
+              <w:t>00:30</w:t>
+            </w:r>
+          </w:p>
+        </w:tc>
+        <w:tc>
+          <w:tcPr>
+            <w:tcW w:w="3249" w:type="dxa"/>
+            <w:tcBorders>
+              <w:top w:val="single" w:sz="4" w:space="0" w:color="D1D5DB"/>
+              <w:left w:val="single" w:sz="4" w:space="0" w:color="D1D5DB"/>
+              <w:bottom w:val="single" w:sz="4" w:space="0" w:color="D1D5DB"/>
+              <w:right w:val="single" w:sz="4" w:space="0" w:color="D1D5DB"/>
+            </w:tcBorders>
+            <w:tcMar>
+              <w:top w:w="60" w:type="dxa"/>
+              <w:left w:w="100" w:type="dxa"/>
+              <w:bottom w:w="60" w:type="dxa"/>
+              <w:right w:w="100" w:type="dxa"/>
+            </w:tcMar>
+          </w:tcPr>
+          <w:p>
+            <w:r>
+              <w:t>Yesterday's attendance closed (absent, weekly off, holiday, leave)</w:t>
+            </w:r>
+          </w:p>
+        </w:tc>
+      </w:tr>
+      <w:tr>
+        <w:trPr>
+          <w:cantSplit/>
+        </w:trPr>
+        <w:tc>
+          <w:tcPr>
+            <w:tcW w:w="2527" w:type="dxa"/>
+            <w:tcBorders>
+              <w:top w:val="single" w:sz="4" w:space="0" w:color="D1D5DB"/>
+              <w:left w:val="single" w:sz="4" w:space="0" w:color="D1D5DB"/>
+              <w:bottom w:val="single" w:sz="4" w:space="0" w:color="D1D5DB"/>
+              <w:right w:val="single" w:sz="4" w:space="0" w:color="D1D5DB"/>
+            </w:tcBorders>
+            <w:tcMar>
+              <w:top w:w="60" w:type="dxa"/>
+              <w:left w:w="100" w:type="dxa"/>
+              <w:bottom w:w="60" w:type="dxa"/>
+              <w:right w:w="100" w:type="dxa"/>
+            </w:tcMar>
+          </w:tcPr>
+          <w:p>
+            <w:r>
+              <w:lastRenderedPageBreak/>
+              <w:t>php artisan hr:tracking</w:t>
+            </w:r>
+          </w:p>
+        </w:tc>
+        <w:tc>
+          <w:tcPr>
+            <w:tcW w:w="3249" w:type="dxa"/>
+            <w:tcBorders>
+              <w:top w:val="single" w:sz="4" w:space="0" w:color="D1D5DB"/>
+              <w:left w:val="single" w:sz="4" w:space="0" w:color="D1D5DB"/>
+              <w:bottom w:val="single" w:sz="4" w:space="0" w:color="D1D5DB"/>
+              <w:right w:val="single" w:sz="4" w:space="0" w:color="D1D5DB"/>
+            </w:tcBorders>
+            <w:tcMar>
+              <w:top w:w="60" w:type="dxa"/>
+              <w:left w:w="100" w:type="dxa"/>
+              <w:bottom w:w="60" w:type="dxa"/>
+              <w:right w:w="100" w:type="dxa"/>
+            </w:tcMar>
+          </w:tcPr>
+          <w:p>
+            <w:r>
+              <w:t>Every 10 minutes (and --prune at 00:40)</w:t>
+            </w:r>
+          </w:p>
+        </w:tc>
+        <w:tc>
+          <w:tcPr>
+            <w:tcW w:w="3249" w:type="dxa"/>
+            <w:tcBorders>
+              <w:top w:val="single" w:sz="4" w:space="0" w:color="D1D5DB"/>
+              <w:left w:val="single" w:sz="4" w:space="0" w:color="D1D5DB"/>
+              <w:bottom w:val="single" w:sz="4" w:space="0" w:color="D1D5DB"/>
+              <w:right w:val="single" w:sz="4" w:space="0" w:color="D1D5DB"/>
+            </w:tcBorders>
+            <w:tcMar>
+              <w:top w:w="60" w:type="dxa"/>
+              <w:left w:w="100" w:type="dxa"/>
+              <w:bottom w:w="60" w:type="dxa"/>
+              <w:right w:w="100" w:type="dxa"/>
+            </w:tcMar>
+          </w:tcPr>
+          <w:p>
+            <w:r>
+              <w:t>"No signal" for live location; old positions cleared</w:t>
+            </w:r>
+          </w:p>
+        </w:tc>
+      </w:tr>
+      <w:tr>
+        <w:trPr>
+          <w:cantSplit/>
+        </w:trPr>
+        <w:tc>
+          <w:tcPr>
+            <w:tcW w:w="2527" w:type="dxa"/>
+            <w:tcBorders>
+              <w:top w:val="single" w:sz="4" w:space="0" w:color="D1D5DB"/>
+              <w:left w:val="single" w:sz="4" w:space="0" w:color="D1D5DB"/>
+              <w:bottom w:val="single" w:sz="4" w:space="0" w:color="D1D5DB"/>
+              <w:right w:val="single" w:sz="4" w:space="0" w:color="D1D5DB"/>
+            </w:tcBorders>
+            <w:tcMar>
+              <w:top w:w="60" w:type="dxa"/>
+              <w:left w:w="100" w:type="dxa"/>
+              <w:bottom w:w="60" w:type="dxa"/>
+              <w:right w:w="100" w:type="dxa"/>
+            </w:tcMar>
+          </w:tcPr>
+          <w:p>
+            <w:r>
+              <w:t>php artisan crm:interakt-sync --all</w:t>
+            </w:r>
+          </w:p>
+        </w:tc>
+        <w:tc>
+          <w:tcPr>
+            <w:tcW w:w="3249" w:type="dxa"/>
+            <w:tcBorders>
+              <w:top w:val="single" w:sz="4" w:space="0" w:color="D1D5DB"/>
+              <w:left w:val="single" w:sz="4" w:space="0" w:color="D1D5DB"/>
+              <w:bottom w:val="single" w:sz="4" w:space="0" w:color="D1D5DB"/>
+              <w:right w:val="single" w:sz="4" w:space="0" w:color="D1D5DB"/>
+            </w:tcBorders>
+            <w:tcMar>
+              <w:top w:w="60" w:type="dxa"/>
+              <w:left w:w="100" w:type="dxa"/>
+              <w:bottom w:w="60" w:type="dxa"/>
+              <w:right w:w="100" w:type="dxa"/>
+            </w:tcMar>
+          </w:tcPr>
+          <w:p>
+            <w:r>
+              <w:t>By hand, once</w:t>
+            </w:r>
+          </w:p>
+        </w:tc>
+        <w:tc>
+          <w:tcPr>
+            <w:tcW w:w="3249" w:type="dxa"/>
+            <w:tcBorders>
+              <w:top w:val="single" w:sz="4" w:space="0" w:color="D1D5DB"/>
+              <w:left w:val="single" w:sz="4" w:space="0" w:color="D1D5DB"/>
+              <w:bottom w:val="single" w:sz="4" w:space="0" w:color="D1D5DB"/>
+              <w:right w:val="single" w:sz="4" w:space="0" w:color="D1D5DB"/>
+            </w:tcBorders>
+            <w:tcMar>
+              <w:top w:w="60" w:type="dxa"/>
+              <w:left w:w="100" w:type="dxa"/>
+              <w:bottom w:w="60" w:type="dxa"/>
+              <w:right w:w="100" w:type="dxa"/>
+            </w:tcMar>
+          </w:tcPr>
+          <w:p>
+            <w:r>
+              <w:t>Sends every lead and customer to Interakt (first sync)</w:t>
+            </w:r>
+          </w:p>
+        </w:tc>
+      </w:tr>
+    </w:tbl>
+    <w:p>
+      <w:pPr>
+        <w:spacing w:after="120"/>
+      </w:pPr>
+    </w:p>
+    <w:p>
+      <w:pPr>
+        <w:pStyle w:val="Heading2"/>
+      </w:pPr>
+      <w:bookmarkStart w:id="8" w:name="_Toc243565294"/>
+      <w:r>
+        <w:t>2.1 After every update of the system</w:t>
+      </w:r>
+      <w:bookmarkEnd w:id="8"/>
+    </w:p>
+    <w:p>
+      <w:pPr>
+        <w:spacing w:after="120"/>
+      </w:pPr>
+      <w:r>
+        <w:t>When a new version of the system is copied in (new screens, new features), run these in the project folder, in this order, with the system stopped:</w:t>
+      </w:r>
+    </w:p>
+    <w:p>
+      <w:pPr>
+        <w:shd w:val="clear" w:color="auto" w:fill="F3F4F6"/>
+        <w:spacing w:before="80" w:after="120"/>
+        <w:ind w:left="160" w:right="160"/>
+      </w:pPr>
+      <w:r>
+        <w:rPr>
+          <w:rFonts w:ascii="Consolas" w:hAnsi="Consolas" w:cs="Consolas"/>
+          <w:sz w:val="18"/>
+          <w:szCs w:val="18"/>
+        </w:rPr>
+        <w:t>composer install</w:t>
+      </w:r>
+    </w:p>
+    <w:p>
+      <w:pPr>
+        <w:shd w:val="clear" w:color="auto" w:fill="F3F4F6"/>
+        <w:spacing w:before="80" w:after="120"/>
+        <w:ind w:left="160" w:right="160"/>
+      </w:pPr>
+      <w:r>
+        <w:rPr>
+          <w:rFonts w:ascii="Consolas" w:hAnsi="Consolas" w:cs="Consolas"/>
+          <w:sz w:val="18"/>
+          <w:szCs w:val="18"/>
+        </w:rPr>
+        <w:t>php artisan migrate</w:t>
+      </w:r>
+    </w:p>
+    <w:p>
+      <w:pPr>
+        <w:shd w:val="clear" w:color="auto" w:fill="F3F4F6"/>
+        <w:spacing w:before="80" w:after="120"/>
+        <w:ind w:left="160" w:right="160"/>
+      </w:pPr>
+      <w:r>
+        <w:rPr>
+          <w:rFonts w:ascii="Consolas" w:hAnsi="Consolas" w:cs="Consolas"/>
+          <w:sz w:val="18"/>
+          <w:szCs w:val="18"/>
+        </w:rPr>
+        <w:t>php artisan db:seed --class=Phase10FleetPermissionsSeeder</w:t>
+      </w:r>
+    </w:p>
+    <w:p>
+      <w:pPr>
+        <w:shd w:val="clear" w:color="auto" w:fill="F3F4F6"/>
+        <w:spacing w:before="80" w:after="120"/>
+        <w:ind w:left="160" w:right="160"/>
+      </w:pPr>
+      <w:r>
+        <w:rPr>
+          <w:rFonts w:ascii="Consolas" w:hAnsi="Consolas" w:cs="Consolas"/>
+          <w:sz w:val="18"/>
+          <w:szCs w:val="18"/>
+        </w:rPr>
+        <w:t>php artisan db:seed --class=Phase11WhatsAppPermissionsSeeder</w:t>
+      </w:r>
+    </w:p>
+    <w:p>
+      <w:pPr>
+        <w:shd w:val="clear" w:color="auto" w:fill="F3F4F6"/>
+        <w:spacing w:before="80" w:after="120"/>
+        <w:ind w:left="160" w:right="160"/>
+      </w:pPr>
+      <w:r>
+        <w:rPr>
+          <w:rFonts w:ascii="Consolas" w:hAnsi="Consolas" w:cs="Consolas"/>
+          <w:sz w:val="18"/>
+          <w:szCs w:val="18"/>
+        </w:rPr>
+        <w:t>npm run build</w:t>
+      </w:r>
+    </w:p>
+    <w:p>
+      <w:pPr>
+        <w:shd w:val="clear" w:color="auto" w:fill="F3F4F6"/>
+        <w:spacing w:before="80" w:after="120"/>
+        <w:ind w:left="160" w:right="160"/>
+      </w:pPr>
+      <w:r>
+        <w:rPr>
+          <w:rFonts w:ascii="Consolas" w:hAnsi="Consolas" w:cs="Consolas"/>
+          <w:sz w:val="18"/>
+          <w:szCs w:val="18"/>
+        </w:rPr>
+        <w:t>php artisan config:clear</w:t>
+      </w:r>
+    </w:p>
+    <w:p>
+      <w:pPr>
+        <w:pBdr>
+          <w:left w:val="single" w:sz="24" w:space="8" w:color="1D4ED8"/>
+        </w:pBdr>
+        <w:shd w:val="clear" w:color="auto" w:fill="EFF6FF"/>
+        <w:spacing w:before="120" w:after="160"/>
+        <w:ind w:left="160" w:right="160"/>
+      </w:pPr>
+      <w:r>
+        <w:rPr>
+          <w:b/>
+          <w:bCs/>
+          <w:color w:val="1D4ED8"/>
+        </w:rPr>
+        <w:t xml:space="preserve">Note  </w:t>
+      </w:r>
+      <w:r>
+        <w:rPr>
+          <w:b/>
+          <w:bCs/>
+        </w:rPr>
+        <w:t>migrate</w:t>
+      </w:r>
+      <w:r>
+        <w:t xml:space="preserve"> adds the new tables (it never deletes your data). The two </w:t>
+      </w:r>
+      <w:r>
+        <w:rPr>
+          <w:b/>
+          <w:bCs/>
+        </w:rPr>
+        <w:t>db:seed</w:t>
+      </w:r>
+      <w:r>
+        <w:t xml:space="preserve"> lines add the permissions of the newest features (fleet reports, WhatsApp inbox) to the roles without touching anything you changed in Roles &amp; Access. Take a database backup first (section 6, Backups).</w:t>
+      </w:r>
+    </w:p>
+    <w:p>
       <w:r>
         <w:br w:type="page"/>
       </w:r>
@@ -3674,14 +4647,14 @@
       <w:pPr>
         <w:pStyle w:val="Heading1"/>
       </w:pPr>
-      <w:bookmarkStart w:id="8" w:name="_Toc900000004"/>
-      <w:bookmarkStart w:id="9" w:name="_Toc243227351"/>
+      <w:bookmarkStart w:id="9" w:name="_Toc900000004"/>
+      <w:bookmarkStart w:id="10" w:name="_Toc243565295"/>
       <w:r>
         <w:lastRenderedPageBreak/>
         <w:t>3. An HTTPS address for testing</w:t>
       </w:r>
-      <w:bookmarkEnd w:id="8"/>
       <w:bookmarkEnd w:id="9"/>
+      <w:bookmarkEnd w:id="10"/>
     </w:p>
     <w:p>
       <w:pPr>
@@ -3942,26 +4915,26 @@
       <w:pPr>
         <w:pStyle w:val="Heading1"/>
       </w:pPr>
-      <w:bookmarkStart w:id="10" w:name="_Toc900000005"/>
-      <w:bookmarkStart w:id="11" w:name="_Toc243227352"/>
+      <w:bookmarkStart w:id="11" w:name="_Toc900000005"/>
+      <w:bookmarkStart w:id="12" w:name="_Toc243565296"/>
       <w:r>
         <w:lastRenderedPageBreak/>
         <w:t>4. The staff app (EA Workshop): build and install</w:t>
       </w:r>
-      <w:bookmarkEnd w:id="10"/>
       <w:bookmarkEnd w:id="11"/>
+      <w:bookmarkEnd w:id="12"/>
     </w:p>
     <w:p>
       <w:pPr>
         <w:pStyle w:val="Heading2"/>
       </w:pPr>
-      <w:bookmarkStart w:id="12" w:name="_Toc900000006"/>
-      <w:bookmarkStart w:id="13" w:name="_Toc243227353"/>
+      <w:bookmarkStart w:id="13" w:name="_Toc900000006"/>
+      <w:bookmarkStart w:id="14" w:name="_Toc243565297"/>
       <w:r>
         <w:t>4.1 Build the test app (APK)</w:t>
       </w:r>
-      <w:bookmarkEnd w:id="12"/>
       <w:bookmarkEnd w:id="13"/>
+      <w:bookmarkEnd w:id="14"/>
     </w:p>
     <w:p>
       <w:pPr>
@@ -4084,13 +5057,13 @@
       <w:pPr>
         <w:pStyle w:val="Heading2"/>
       </w:pPr>
-      <w:bookmarkStart w:id="14" w:name="_Toc900000007"/>
-      <w:bookmarkStart w:id="15" w:name="_Toc243227354"/>
+      <w:bookmarkStart w:id="15" w:name="_Toc900000007"/>
+      <w:bookmarkStart w:id="16" w:name="_Toc243565298"/>
       <w:r>
         <w:t>4.2 Put it on a phone</w:t>
       </w:r>
-      <w:bookmarkEnd w:id="14"/>
       <w:bookmarkEnd w:id="15"/>
+      <w:bookmarkEnd w:id="16"/>
     </w:p>
     <w:p>
       <w:pPr>
@@ -4185,13 +5158,13 @@
       <w:pPr>
         <w:pStyle w:val="Heading2"/>
       </w:pPr>
-      <w:bookmarkStart w:id="16" w:name="_Toc900000008"/>
-      <w:bookmarkStart w:id="17" w:name="_Toc243227355"/>
+      <w:bookmarkStart w:id="17" w:name="_Toc900000008"/>
+      <w:bookmarkStart w:id="18" w:name="_Toc243565299"/>
       <w:r>
         <w:t>4.3 First start</w:t>
       </w:r>
-      <w:bookmarkEnd w:id="16"/>
       <w:bookmarkEnd w:id="17"/>
+      <w:bookmarkEnd w:id="18"/>
     </w:p>
     <w:p>
       <w:pPr>
@@ -4524,13 +5497,13 @@
       <w:pPr>
         <w:pStyle w:val="Heading2"/>
       </w:pPr>
-      <w:bookmarkStart w:id="18" w:name="_Toc900000009"/>
-      <w:bookmarkStart w:id="19" w:name="_Toc243227356"/>
+      <w:bookmarkStart w:id="19" w:name="_Toc900000009"/>
+      <w:bookmarkStart w:id="20" w:name="_Toc243565300"/>
       <w:r>
         <w:t>4.4 Changing the server address</w:t>
       </w:r>
-      <w:bookmarkEnd w:id="18"/>
       <w:bookmarkEnd w:id="19"/>
+      <w:bookmarkEnd w:id="20"/>
     </w:p>
     <w:p>
       <w:pPr>
@@ -4574,13 +5547,13 @@
       <w:pPr>
         <w:pStyle w:val="Heading2"/>
       </w:pPr>
-      <w:bookmarkStart w:id="20" w:name="_Toc900000010"/>
-      <w:bookmarkStart w:id="21" w:name="_Toc243227357"/>
+      <w:bookmarkStart w:id="21" w:name="_Toc900000010"/>
+      <w:bookmarkStart w:id="22" w:name="_Toc243565301"/>
       <w:r>
         <w:t>4.5 Test checklist (staff app)</w:t>
       </w:r>
-      <w:bookmarkEnd w:id="20"/>
       <w:bookmarkEnd w:id="21"/>
+      <w:bookmarkEnd w:id="22"/>
     </w:p>
     <w:tbl>
       <w:tblPr>
@@ -5132,26 +6105,26 @@
       <w:pPr>
         <w:pStyle w:val="Heading1"/>
       </w:pPr>
-      <w:bookmarkStart w:id="22" w:name="_Toc900000011"/>
-      <w:bookmarkStart w:id="23" w:name="_Toc243227358"/>
+      <w:bookmarkStart w:id="23" w:name="_Toc900000011"/>
+      <w:bookmarkStart w:id="24" w:name="_Toc243565302"/>
       <w:r>
         <w:lastRenderedPageBreak/>
         <w:t>5. The customer app (Express Autocare): test</w:t>
       </w:r>
-      <w:bookmarkEnd w:id="22"/>
       <w:bookmarkEnd w:id="23"/>
+      <w:bookmarkEnd w:id="24"/>
     </w:p>
     <w:p>
       <w:pPr>
         <w:pStyle w:val="Heading2"/>
       </w:pPr>
-      <w:bookmarkStart w:id="24" w:name="_Toc900000012"/>
-      <w:bookmarkStart w:id="25" w:name="_Toc243227359"/>
+      <w:bookmarkStart w:id="25" w:name="_Toc900000012"/>
+      <w:bookmarkStart w:id="26" w:name="_Toc243565303"/>
       <w:r>
         <w:t>5.1 As a web app (no build needed)</w:t>
       </w:r>
-      <w:bookmarkEnd w:id="24"/>
       <w:bookmarkEnd w:id="25"/>
+      <w:bookmarkEnd w:id="26"/>
     </w:p>
     <w:p>
       <w:pPr>
@@ -5420,13 +6393,13 @@
       <w:pPr>
         <w:pStyle w:val="Heading2"/>
       </w:pPr>
-      <w:bookmarkStart w:id="26" w:name="_Toc900000013"/>
-      <w:bookmarkStart w:id="27" w:name="_Toc243227360"/>
+      <w:bookmarkStart w:id="27" w:name="_Toc900000013"/>
+      <w:bookmarkStart w:id="28" w:name="_Toc243565304"/>
       <w:r>
         <w:t>5.2 As an Android app (APK for testing)</w:t>
       </w:r>
-      <w:bookmarkEnd w:id="26"/>
       <w:bookmarkEnd w:id="27"/>
+      <w:bookmarkEnd w:id="28"/>
     </w:p>
     <w:p>
       <w:pPr>
@@ -5550,15 +6523,46 @@
     </w:p>
     <w:p>
       <w:pPr>
+        <w:pBdr>
+          <w:left w:val="single" w:sz="24" w:space="8" w:color="B45309"/>
+        </w:pBdr>
+        <w:shd w:val="clear" w:color="auto" w:fill="FFFBEB"/>
+        <w:spacing w:before="120" w:after="160"/>
+        <w:ind w:left="160" w:right="160"/>
+      </w:pPr>
+      <w:r>
+        <w:rPr>
+          <w:b/>
+          <w:bCs/>
+          <w:color w:val="B45309"/>
+        </w:rPr>
+        <w:t xml:space="preserve">Careful  </w:t>
+      </w:r>
+      <w:r>
+        <w:t xml:space="preserve">Customer app files built </w:t>
+      </w:r>
+      <w:r>
+        <w:rPr>
+          <w:b/>
+          <w:bCs/>
+        </w:rPr>
+        <w:t>before 22 October 2026</w:t>
+      </w:r>
+      <w:r>
+        <w:t xml:space="preserve"> cannot read the phone's location, which fleet drivers need for "Use my location" on a breakdown report. Build a new one (the commands above). Android asks the driver once, only when they tap the button.</w:t>
+      </w:r>
+    </w:p>
+    <w:p>
+      <w:pPr>
         <w:pStyle w:val="Heading2"/>
       </w:pPr>
-      <w:bookmarkStart w:id="28" w:name="_Toc900000014"/>
-      <w:bookmarkStart w:id="29" w:name="_Toc243227361"/>
+      <w:bookmarkStart w:id="29" w:name="_Toc900000014"/>
+      <w:bookmarkStart w:id="30" w:name="_Toc243565305"/>
       <w:r>
         <w:t>5.3 Test checklist (customer app)</w:t>
       </w:r>
-      <w:bookmarkEnd w:id="28"/>
       <w:bookmarkEnd w:id="29"/>
+      <w:bookmarkEnd w:id="30"/>
     </w:p>
     <w:tbl>
       <w:tblPr>
@@ -6031,12 +7035,336 @@
           </w:p>
         </w:tc>
       </w:tr>
+      <w:tr>
+        <w:trPr>
+          <w:cantSplit/>
+        </w:trPr>
+        <w:tc>
+          <w:tcPr>
+            <w:tcW w:w="4500" w:type="dxa"/>
+            <w:tcBorders>
+              <w:top w:val="single" w:sz="4" w:space="0" w:color="D1D5DB"/>
+              <w:left w:val="single" w:sz="4" w:space="0" w:color="D1D5DB"/>
+              <w:bottom w:val="single" w:sz="4" w:space="0" w:color="D1D5DB"/>
+              <w:right w:val="single" w:sz="4" w:space="0" w:color="D1D5DB"/>
+            </w:tcBorders>
+            <w:tcMar>
+              <w:top w:w="60" w:type="dxa"/>
+              <w:left w:w="100" w:type="dxa"/>
+              <w:bottom w:w="60" w:type="dxa"/>
+              <w:right w:w="100" w:type="dxa"/>
+            </w:tcMar>
+          </w:tcPr>
+          <w:p>
+            <w:r>
+              <w:t>Fleet driver signs in with their own number</w:t>
+            </w:r>
+          </w:p>
+        </w:tc>
+        <w:tc>
+          <w:tcPr>
+            <w:tcW w:w="4526" w:type="dxa"/>
+            <w:tcBorders>
+              <w:top w:val="single" w:sz="4" w:space="0" w:color="D1D5DB"/>
+              <w:left w:val="single" w:sz="4" w:space="0" w:color="D1D5DB"/>
+              <w:bottom w:val="single" w:sz="4" w:space="0" w:color="D1D5DB"/>
+              <w:right w:val="single" w:sz="4" w:space="0" w:color="D1D5DB"/>
+            </w:tcBorders>
+            <w:tcMar>
+              <w:top w:w="60" w:type="dxa"/>
+              <w:left w:w="100" w:type="dxa"/>
+              <w:bottom w:w="60" w:type="dxa"/>
+              <w:right w:w="100" w:type="dxa"/>
+            </w:tcMar>
+          </w:tcPr>
+          <w:p>
+            <w:r>
+              <w:t>"Driver for &lt;fleet&gt;" on Home; only the cabs linked to them</w:t>
+            </w:r>
+          </w:p>
+        </w:tc>
+      </w:tr>
+      <w:tr>
+        <w:trPr>
+          <w:cantSplit/>
+        </w:trPr>
+        <w:tc>
+          <w:tcPr>
+            <w:tcW w:w="4500" w:type="dxa"/>
+            <w:tcBorders>
+              <w:top w:val="single" w:sz="4" w:space="0" w:color="D1D5DB"/>
+              <w:left w:val="single" w:sz="4" w:space="0" w:color="D1D5DB"/>
+              <w:bottom w:val="single" w:sz="4" w:space="0" w:color="D1D5DB"/>
+              <w:right w:val="single" w:sz="4" w:space="0" w:color="D1D5DB"/>
+            </w:tcBorders>
+            <w:tcMar>
+              <w:top w:w="60" w:type="dxa"/>
+              <w:left w:w="100" w:type="dxa"/>
+              <w:bottom w:w="60" w:type="dxa"/>
+              <w:right w:w="100" w:type="dxa"/>
+            </w:tcMar>
+          </w:tcPr>
+          <w:p>
+            <w:r>
+              <w:t>Driver › Report a problem › Breakdown › Use my location</w:t>
+            </w:r>
+          </w:p>
+        </w:tc>
+        <w:tc>
+          <w:tcPr>
+            <w:tcW w:w="4526" w:type="dxa"/>
+            <w:tcBorders>
+              <w:top w:val="single" w:sz="4" w:space="0" w:color="D1D5DB"/>
+              <w:left w:val="single" w:sz="4" w:space="0" w:color="D1D5DB"/>
+              <w:bottom w:val="single" w:sz="4" w:space="0" w:color="D1D5DB"/>
+              <w:right w:val="single" w:sz="4" w:space="0" w:color="D1D5DB"/>
+            </w:tcBorders>
+            <w:tcMar>
+              <w:top w:w="60" w:type="dxa"/>
+              <w:left w:w="100" w:type="dxa"/>
+              <w:bottom w:w="60" w:type="dxa"/>
+              <w:right w:w="100" w:type="dxa"/>
+            </w:tcMar>
+          </w:tcPr>
+          <w:p>
+            <w:r>
+              <w:t>Android asks for location once; the report reaches Customers › Fleet Reports with a map link</w:t>
+            </w:r>
+          </w:p>
+        </w:tc>
+      </w:tr>
+      <w:tr>
+        <w:trPr>
+          <w:cantSplit/>
+        </w:trPr>
+        <w:tc>
+          <w:tcPr>
+            <w:tcW w:w="4500" w:type="dxa"/>
+            <w:tcBorders>
+              <w:top w:val="single" w:sz="4" w:space="0" w:color="D1D5DB"/>
+              <w:left w:val="single" w:sz="4" w:space="0" w:color="D1D5DB"/>
+              <w:bottom w:val="single" w:sz="4" w:space="0" w:color="D1D5DB"/>
+              <w:right w:val="single" w:sz="4" w:space="0" w:color="D1D5DB"/>
+            </w:tcBorders>
+            <w:tcMar>
+              <w:top w:w="60" w:type="dxa"/>
+              <w:left w:w="100" w:type="dxa"/>
+              <w:bottom w:w="60" w:type="dxa"/>
+              <w:right w:w="100" w:type="dxa"/>
+            </w:tcMar>
+          </w:tcPr>
+          <w:p>
+            <w:r>
+              <w:t>Fleet owner › Fleet dashboard</w:t>
+            </w:r>
+          </w:p>
+        </w:tc>
+        <w:tc>
+          <w:tcPr>
+            <w:tcW w:w="4526" w:type="dxa"/>
+            <w:tcBorders>
+              <w:top w:val="single" w:sz="4" w:space="0" w:color="D1D5DB"/>
+              <w:left w:val="single" w:sz="4" w:space="0" w:color="D1D5DB"/>
+              <w:bottom w:val="single" w:sz="4" w:space="0" w:color="D1D5DB"/>
+              <w:right w:val="single" w:sz="4" w:space="0" w:color="D1D5DB"/>
+            </w:tcBorders>
+            <w:tcMar>
+              <w:top w:w="60" w:type="dxa"/>
+              <w:left w:w="100" w:type="dxa"/>
+              <w:bottom w:w="60" w:type="dxa"/>
+              <w:right w:w="100" w:type="dxa"/>
+            </w:tcMar>
+          </w:tcPr>
+          <w:p>
+            <w:r>
+              <w:t>Every cab: at the workshop or on the road, approvals waiting, money due</w:t>
+            </w:r>
+          </w:p>
+        </w:tc>
+      </w:tr>
     </w:tbl>
     <w:p>
       <w:pPr>
         <w:spacing w:after="120"/>
       </w:pPr>
     </w:p>
+    <w:tbl>
+      <w:tblPr>
+        <w:tblW w:w="9026" w:type="dxa"/>
+        <w:jc w:val="center"/>
+        <w:tblBorders>
+          <w:top w:val="none" w:sz="0" w:space="0" w:color="FFFFFF"/>
+          <w:left w:val="none" w:sz="0" w:space="0" w:color="FFFFFF"/>
+          <w:bottom w:val="none" w:sz="0" w:space="0" w:color="FFFFFF"/>
+          <w:right w:val="none" w:sz="0" w:space="0" w:color="FFFFFF"/>
+          <w:insideH w:val="none" w:sz="0" w:space="0" w:color="FFFFFF"/>
+          <w:insideV w:val="none" w:sz="0" w:space="0" w:color="FFFFFF"/>
+        </w:tblBorders>
+        <w:tblLook w:val="04A0" w:firstRow="1" w:lastRow="0" w:firstColumn="1" w:lastColumn="0" w:noHBand="0" w:noVBand="1"/>
+      </w:tblPr>
+      <w:tblGrid>
+        <w:gridCol w:w="4513"/>
+        <w:gridCol w:w="4513"/>
+      </w:tblGrid>
+      <w:tr>
+        <w:trPr>
+          <w:cantSplit/>
+          <w:jc w:val="center"/>
+        </w:trPr>
+        <w:tc>
+          <w:tcPr>
+            <w:tcW w:w="4513" w:type="dxa"/>
+            <w:tcBorders>
+              <w:top w:val="none" w:sz="0" w:space="0" w:color="FFFFFF"/>
+              <w:left w:val="none" w:sz="0" w:space="0" w:color="FFFFFF"/>
+              <w:bottom w:val="none" w:sz="0" w:space="0" w:color="FFFFFF"/>
+              <w:right w:val="none" w:sz="0" w:space="0" w:color="FFFFFF"/>
+            </w:tcBorders>
+          </w:tcPr>
+          <w:p>
+            <w:pPr>
+              <w:keepNext/>
+              <w:jc w:val="center"/>
+            </w:pPr>
+            <w:r>
+              <w:rPr>
+                <w:noProof/>
+              </w:rPr>
+              <w:lastRenderedPageBreak/>
+              <w:drawing>
+                <wp:inline distT="0" distB="0" distL="0" distR="0" wp14:anchorId="7046F28E" wp14:editId="6CD431C9">
+                  <wp:extent cx="2232000" cy="4830277"/>
+                  <wp:effectExtent l="0" t="0" r="0" b="0"/>
+                  <wp:docPr id="55" name="Picture 55"/>
+                  <wp:cNvGraphicFramePr>
+                    <a:graphicFrameLocks xmlns:a="http://schemas.openxmlformats.org/drawingml/2006/main" noChangeAspect="1"/>
+                  </wp:cNvGraphicFramePr>
+                  <a:graphic xmlns:a="http://schemas.openxmlformats.org/drawingml/2006/main">
+                    <a:graphicData uri="http://schemas.openxmlformats.org/drawingml/2006/picture">
+                      <pic:pic xmlns:pic="http://schemas.openxmlformats.org/drawingml/2006/picture">
+                        <pic:nvPicPr>
+                          <pic:cNvPr id="0" name="app_driver_home.png"/>
+                          <pic:cNvPicPr/>
+                        </pic:nvPicPr>
+                        <pic:blipFill>
+                          <a:blip r:embed="rId16"/>
+                          <a:stretch>
+                            <a:fillRect/>
+                          </a:stretch>
+                        </pic:blipFill>
+                        <pic:spPr>
+                          <a:xfrm>
+                            <a:off x="0" y="0"/>
+                            <a:ext cx="2232000" cy="4830277"/>
+                          </a:xfrm>
+                          <a:prstGeom prst="rect">
+                            <a:avLst/>
+                          </a:prstGeom>
+                        </pic:spPr>
+                      </pic:pic>
+                    </a:graphicData>
+                  </a:graphic>
+                </wp:inline>
+              </w:drawing>
+            </w:r>
+          </w:p>
+          <w:p>
+            <w:pPr>
+              <w:spacing w:before="60" w:after="240"/>
+              <w:jc w:val="center"/>
+            </w:pPr>
+            <w:r>
+              <w:rPr>
+                <w:i/>
+                <w:iCs/>
+                <w:color w:val="6B7280"/>
+                <w:sz w:val="18"/>
+                <w:szCs w:val="18"/>
+              </w:rPr>
+              <w:t>A fleet driver: only their cabs</w:t>
+            </w:r>
+          </w:p>
+        </w:tc>
+        <w:tc>
+          <w:tcPr>
+            <w:tcW w:w="4513" w:type="dxa"/>
+            <w:tcBorders>
+              <w:top w:val="none" w:sz="0" w:space="0" w:color="FFFFFF"/>
+              <w:left w:val="none" w:sz="0" w:space="0" w:color="FFFFFF"/>
+              <w:bottom w:val="none" w:sz="0" w:space="0" w:color="FFFFFF"/>
+              <w:right w:val="none" w:sz="0" w:space="0" w:color="FFFFFF"/>
+            </w:tcBorders>
+          </w:tcPr>
+          <w:p>
+            <w:pPr>
+              <w:keepNext/>
+              <w:jc w:val="center"/>
+            </w:pPr>
+            <w:r>
+              <w:rPr>
+                <w:noProof/>
+              </w:rPr>
+              <w:drawing>
+                <wp:inline distT="0" distB="0" distL="0" distR="0" wp14:anchorId="2386E422" wp14:editId="08EAA66D">
+                  <wp:extent cx="2232000" cy="4830277"/>
+                  <wp:effectExtent l="0" t="0" r="0" b="0"/>
+                  <wp:docPr id="1034526424" name="Picture 1034526424"/>
+                  <wp:cNvGraphicFramePr>
+                    <a:graphicFrameLocks xmlns:a="http://schemas.openxmlformats.org/drawingml/2006/main" noChangeAspect="1"/>
+                  </wp:cNvGraphicFramePr>
+                  <a:graphic xmlns:a="http://schemas.openxmlformats.org/drawingml/2006/main">
+                    <a:graphicData uri="http://schemas.openxmlformats.org/drawingml/2006/picture">
+                      <pic:pic xmlns:pic="http://schemas.openxmlformats.org/drawingml/2006/picture">
+                        <pic:nvPicPr>
+                          <pic:cNvPr id="0" name="app_report_problem.png"/>
+                          <pic:cNvPicPr/>
+                        </pic:nvPicPr>
+                        <pic:blipFill>
+                          <a:blip r:embed="rId17"/>
+                          <a:stretch>
+                            <a:fillRect/>
+                          </a:stretch>
+                        </pic:blipFill>
+                        <pic:spPr>
+                          <a:xfrm>
+                            <a:off x="0" y="0"/>
+                            <a:ext cx="2232000" cy="4830277"/>
+                          </a:xfrm>
+                          <a:prstGeom prst="rect">
+                            <a:avLst/>
+                          </a:prstGeom>
+                        </pic:spPr>
+                      </pic:pic>
+                    </a:graphicData>
+                  </a:graphic>
+                </wp:inline>
+              </w:drawing>
+            </w:r>
+          </w:p>
+          <w:p>
+            <w:pPr>
+              <w:spacing w:before="60" w:after="240"/>
+              <w:jc w:val="center"/>
+            </w:pPr>
+            <w:r>
+              <w:rPr>
+                <w:i/>
+                <w:iCs/>
+                <w:color w:val="6B7280"/>
+                <w:sz w:val="18"/>
+                <w:szCs w:val="18"/>
+              </w:rPr>
+              <w:t>Report a problem (location for a breakdown)</w:t>
+            </w:r>
+          </w:p>
+        </w:tc>
+      </w:tr>
+    </w:tbl>
+    <w:p>
+      <w:pPr>
+        <w:spacing w:after="120"/>
+      </w:pPr>
+    </w:p>
     <w:p>
       <w:r>
         <w:br w:type="page"/>
@@ -6044,16 +7372,250 @@
     </w:p>
     <w:p>
       <w:pPr>
+        <w:pStyle w:val="Heading2"/>
+      </w:pPr>
+      <w:bookmarkStart w:id="31" w:name="_Toc243565306"/>
+      <w:r>
+        <w:lastRenderedPageBreak/>
+        <w:t>5.4 WhatsApp through Interakt (optional)</w:t>
+      </w:r>
+      <w:bookmarkEnd w:id="31"/>
+    </w:p>
+    <w:p>
+      <w:pPr>
+        <w:spacing w:after="120"/>
+      </w:pPr>
+      <w:r>
+        <w:t xml:space="preserve">With Interakt (WhatsApp Business API) the system sends messages by itself, and customers' WhatsApp messages come into </w:t>
+      </w:r>
+      <w:r>
+        <w:rPr>
+          <w:b/>
+          <w:bCs/>
+        </w:rPr>
+        <w:t>CRM › WhatsApp Inbox</w:t>
+      </w:r>
+      <w:r>
+        <w:t xml:space="preserve">. For the messages to come in, </w:t>
+      </w:r>
+      <w:r>
+        <w:rPr>
+          <w:b/>
+          <w:bCs/>
+        </w:rPr>
+        <w:t>Interakt must be able to reach the system at a public https address</w:t>
+      </w:r>
+      <w:r>
+        <w:t>: the tunnel (section 3) while testing, the live address later.</w:t>
+      </w:r>
+    </w:p>
+    <w:p>
+      <w:pPr>
+        <w:pStyle w:val="ListParagraph"/>
+        <w:numPr>
+          <w:ilvl w:val="0"/>
+          <w:numId w:val="29"/>
+        </w:numPr>
+        <w:spacing w:after="80"/>
+      </w:pPr>
+      <w:r>
+        <w:t xml:space="preserve">Interakt account on the </w:t>
+      </w:r>
+      <w:r>
+        <w:rPr>
+          <w:b/>
+          <w:bCs/>
+        </w:rPr>
+        <w:t>Growth</w:t>
+      </w:r>
+      <w:r>
+        <w:t xml:space="preserve"> plan or above (the API). Incoming chats need its higher plan (Advanced): ask Interakt.</w:t>
+      </w:r>
+    </w:p>
+    <w:p>
+      <w:pPr>
+        <w:pStyle w:val="ListParagraph"/>
+        <w:numPr>
+          <w:ilvl w:val="0"/>
+          <w:numId w:val="29"/>
+        </w:numPr>
+        <w:spacing w:after="80"/>
+      </w:pPr>
+      <w:r>
+        <w:t xml:space="preserve">In the system: </w:t>
+      </w:r>
+      <w:r>
+        <w:rPr>
+          <w:b/>
+          <w:bCs/>
+        </w:rPr>
+        <w:t>Settings › CRM › WhatsApp &amp; Interakt › Connection</w:t>
+      </w:r>
+      <w:r>
+        <w:t xml:space="preserve">. Paste the </w:t>
+      </w:r>
+      <w:r>
+        <w:rPr>
+          <w:b/>
+          <w:bCs/>
+        </w:rPr>
+        <w:t>API key</w:t>
+      </w:r>
+      <w:r>
+        <w:t xml:space="preserve"> from Interakt › Settings › Developer Settings.</w:t>
+      </w:r>
+    </w:p>
+    <w:p>
+      <w:pPr>
+        <w:pStyle w:val="ListParagraph"/>
+        <w:numPr>
+          <w:ilvl w:val="0"/>
+          <w:numId w:val="29"/>
+        </w:numPr>
+        <w:spacing w:after="80"/>
+      </w:pPr>
+      <w:r>
+        <w:t xml:space="preserve">Copy the </w:t>
+      </w:r>
+      <w:r>
+        <w:rPr>
+          <w:b/>
+          <w:bCs/>
+        </w:rPr>
+        <w:t>Webhook URL</w:t>
+      </w:r>
+      <w:r>
+        <w:t xml:space="preserve"> shown there. In Interakt › Developer Settings › Webhooks paste it, type a </w:t>
+      </w:r>
+      <w:r>
+        <w:rPr>
+          <w:b/>
+          <w:bCs/>
+        </w:rPr>
+        <w:t>secret key</w:t>
+      </w:r>
+      <w:r>
+        <w:t xml:space="preserve"> of your own, and switch on the events (incoming messages, message status, button clicks, template status). Type the </w:t>
+      </w:r>
+      <w:r>
+        <w:rPr>
+          <w:b/>
+          <w:bCs/>
+        </w:rPr>
+        <w:t>same secret key</w:t>
+      </w:r>
+      <w:r>
+        <w:t xml:space="preserve"> in the system.</w:t>
+      </w:r>
+    </w:p>
+    <w:p>
+      <w:pPr>
+        <w:pStyle w:val="ListParagraph"/>
+        <w:numPr>
+          <w:ilvl w:val="0"/>
+          <w:numId w:val="29"/>
+        </w:numPr>
+        <w:spacing w:after="80"/>
+      </w:pPr>
+      <w:r>
+        <w:t xml:space="preserve">Choose </w:t>
+      </w:r>
+      <w:r>
+        <w:rPr>
+          <w:b/>
+          <w:bCs/>
+        </w:rPr>
+        <w:t>Interakt</w:t>
+      </w:r>
+      <w:r>
+        <w:t xml:space="preserve">, </w:t>
+      </w:r>
+      <w:r>
+        <w:rPr>
+          <w:b/>
+          <w:bCs/>
+        </w:rPr>
+        <w:t>Save</w:t>
+      </w:r>
+      <w:r>
+        <w:t xml:space="preserve">, and </w:t>
+      </w:r>
+      <w:r>
+        <w:rPr>
+          <w:b/>
+          <w:bCs/>
+        </w:rPr>
+        <w:t>Send a test message</w:t>
+      </w:r>
+      <w:r>
+        <w:t xml:space="preserve"> to your own phone. Then send a WhatsApp to the workshop number: it appears in CRM › WhatsApp Inbox, and "What Interakt has sent us" lists it.</w:t>
+      </w:r>
+    </w:p>
+    <w:p>
+      <w:pPr>
+        <w:pStyle w:val="ListParagraph"/>
+        <w:numPr>
+          <w:ilvl w:val="0"/>
+          <w:numId w:val="29"/>
+        </w:numPr>
+        <w:spacing w:after="80"/>
+      </w:pPr>
+      <w:r>
+        <w:t xml:space="preserve">Templates: follow the user manual, 12.6 (copy the text, get it approved, pick it). First sync of contacts: </w:t>
+      </w:r>
+      <w:r>
+        <w:rPr>
+          <w:b/>
+          <w:bCs/>
+        </w:rPr>
+        <w:t>php artisan crm:interakt-sync --all</w:t>
+      </w:r>
+      <w:r>
+        <w:t>.</w:t>
+      </w:r>
+    </w:p>
+    <w:p>
+      <w:pPr>
+        <w:pBdr>
+          <w:left w:val="single" w:sz="24" w:space="8" w:color="B45309"/>
+        </w:pBdr>
+        <w:shd w:val="clear" w:color="auto" w:fill="FFFBEB"/>
+        <w:spacing w:before="120" w:after="160"/>
+        <w:ind w:left="160" w:right="160"/>
+      </w:pPr>
+      <w:r>
+        <w:rPr>
+          <w:b/>
+          <w:bCs/>
+          <w:color w:val="B45309"/>
+        </w:rPr>
+        <w:t xml:space="preserve">Careful  </w:t>
+      </w:r>
+      <w:r>
+        <w:t xml:space="preserve">The Webhook URL is built from the public address. </w:t>
+      </w:r>
+      <w:r>
+        <w:rPr>
+          <w:b/>
+          <w:bCs/>
+        </w:rPr>
+        <w:t>Every time the quick tunnel gets a new address, paste the new Webhook URL into Interakt.</w:t>
+      </w:r>
+      <w:r>
+        <w:t xml:space="preserve"> Interakt also switches the webhook off by itself after 5 failed calls in 10 minutes (for example while the system is stopped): switch it back on in Interakt's webhook settings.</w:t>
+      </w:r>
+    </w:p>
+    <w:p>
+      <w:pPr>
         <w:pStyle w:val="Heading1"/>
       </w:pPr>
-      <w:bookmarkStart w:id="30" w:name="_Toc900000015"/>
-      <w:bookmarkStart w:id="31" w:name="_Toc243227362"/>
-      <w:r>
-        <w:lastRenderedPageBreak/>
+      <w:bookmarkStart w:id="32" w:name="_Toc900000015"/>
+      <w:bookmarkStart w:id="33" w:name="_Toc243565307"/>
+      <w:r>
         <w:t>6. Going live: the server</w:t>
       </w:r>
-      <w:bookmarkEnd w:id="30"/>
-      <w:bookmarkEnd w:id="31"/>
+      <w:bookmarkEnd w:id="32"/>
+      <w:bookmarkEnd w:id="33"/>
     </w:p>
     <w:p>
       <w:pPr>
@@ -6170,7 +7732,7 @@
         <w:t>php artisan schedule:run</w:t>
       </w:r>
       <w:r>
-        <w:t xml:space="preserve"> every minute (reminders, location clean-up, WhatsApp, attendance).</w:t>
+        <w:t xml:space="preserve"> every minute (all the jobs in section 2: CRM, WhatsApp, reminders, fleet, attendance, live location).</w:t>
       </w:r>
     </w:p>
     <w:p>
@@ -6304,6 +7866,30 @@
     </w:p>
     <w:p>
       <w:pPr>
+        <w:pStyle w:val="ListParagraph"/>
+        <w:numPr>
+          <w:ilvl w:val="0"/>
+          <w:numId w:val="30"/>
+        </w:numPr>
+        <w:spacing w:after="80"/>
+      </w:pPr>
+      <w:r>
+        <w:lastRenderedPageBreak/>
+        <w:t xml:space="preserve">If Interakt is used: paste the new </w:t>
+      </w:r>
+      <w:r>
+        <w:rPr>
+          <w:b/>
+          <w:bCs/>
+        </w:rPr>
+        <w:t>Webhook URL</w:t>
+      </w:r>
+      <w:r>
+        <w:t xml:space="preserve"> (Settings › CRM › WhatsApp &amp; Interakt) into Interakt's webhook settings (5.4).</w:t>
+      </w:r>
+    </w:p>
+    <w:p>
+      <w:pPr>
         <w:pBdr>
           <w:left w:val="single" w:sz="24" w:space="8" w:color="1D4ED8"/>
         </w:pBdr>
@@ -6332,14 +7918,14 @@
       <w:pPr>
         <w:pStyle w:val="Heading1"/>
       </w:pPr>
-      <w:bookmarkStart w:id="32" w:name="_Toc900000016"/>
-      <w:bookmarkStart w:id="33" w:name="_Toc243227363"/>
+      <w:bookmarkStart w:id="34" w:name="_Toc900000016"/>
+      <w:bookmarkStart w:id="35" w:name="_Toc243565308"/>
       <w:r>
         <w:lastRenderedPageBreak/>
         <w:t>7. The signing key (once)</w:t>
       </w:r>
-      <w:bookmarkEnd w:id="32"/>
-      <w:bookmarkEnd w:id="33"/>
+      <w:bookmarkEnd w:id="34"/>
+      <w:bookmarkEnd w:id="35"/>
     </w:p>
     <w:p>
       <w:pPr>
@@ -6461,13 +8047,13 @@
       <w:pPr>
         <w:pStyle w:val="Heading2"/>
       </w:pPr>
-      <w:bookmarkStart w:id="34" w:name="_Toc900000017"/>
-      <w:bookmarkStart w:id="35" w:name="_Toc243227364"/>
+      <w:bookmarkStart w:id="36" w:name="_Toc900000017"/>
+      <w:bookmarkStart w:id="37" w:name="_Toc243565309"/>
       <w:r>
         <w:t>Tell the build where the key is</w:t>
       </w:r>
-      <w:bookmarkEnd w:id="34"/>
-      <w:bookmarkEnd w:id="35"/>
+      <w:bookmarkEnd w:id="36"/>
+      <w:bookmarkEnd w:id="37"/>
     </w:p>
     <w:p>
       <w:pPr>
@@ -6650,26 +8236,26 @@
       <w:pPr>
         <w:pStyle w:val="Heading1"/>
       </w:pPr>
-      <w:bookmarkStart w:id="36" w:name="_Toc900000018"/>
-      <w:bookmarkStart w:id="37" w:name="_Toc243227365"/>
+      <w:bookmarkStart w:id="38" w:name="_Toc900000018"/>
+      <w:bookmarkStart w:id="39" w:name="_Toc243565310"/>
       <w:r>
         <w:lastRenderedPageBreak/>
         <w:t>8. Release build for Google Play</w:t>
       </w:r>
-      <w:bookmarkEnd w:id="36"/>
-      <w:bookmarkEnd w:id="37"/>
-    </w:p>
-    <w:p>
-      <w:pPr>
-        <w:pStyle w:val="Heading2"/>
-      </w:pPr>
-      <w:bookmarkStart w:id="38" w:name="_Toc900000019"/>
-      <w:bookmarkStart w:id="39" w:name="_Toc243227366"/>
-      <w:r>
-        <w:t>8.1 Before the first upload</w:t>
-      </w:r>
       <w:bookmarkEnd w:id="38"/>
       <w:bookmarkEnd w:id="39"/>
+    </w:p>
+    <w:p>
+      <w:pPr>
+        <w:pStyle w:val="Heading2"/>
+      </w:pPr>
+      <w:bookmarkStart w:id="40" w:name="_Toc900000019"/>
+      <w:bookmarkStart w:id="41" w:name="_Toc243565311"/>
+      <w:r>
+        <w:t>8.1 Before the first upload</w:t>
+      </w:r>
+      <w:bookmarkEnd w:id="40"/>
+      <w:bookmarkEnd w:id="41"/>
     </w:p>
     <w:p>
       <w:pPr>
@@ -6795,13 +8381,13 @@
       <w:pPr>
         <w:pStyle w:val="Heading2"/>
       </w:pPr>
-      <w:bookmarkStart w:id="40" w:name="_Toc900000020"/>
-      <w:bookmarkStart w:id="41" w:name="_Toc243227367"/>
+      <w:bookmarkStart w:id="42" w:name="_Toc900000020"/>
+      <w:bookmarkStart w:id="43" w:name="_Toc243565312"/>
       <w:r>
         <w:t>8.2 Build</w:t>
       </w:r>
-      <w:bookmarkEnd w:id="40"/>
-      <w:bookmarkEnd w:id="41"/>
+      <w:bookmarkEnd w:id="42"/>
+      <w:bookmarkEnd w:id="43"/>
     </w:p>
     <w:p>
       <w:pPr>
@@ -6919,26 +8505,26 @@
       <w:pPr>
         <w:pStyle w:val="Heading1"/>
       </w:pPr>
-      <w:bookmarkStart w:id="42" w:name="_Toc900000021"/>
-      <w:bookmarkStart w:id="43" w:name="_Toc243227368"/>
+      <w:bookmarkStart w:id="44" w:name="_Toc900000021"/>
+      <w:bookmarkStart w:id="45" w:name="_Toc243565313"/>
       <w:r>
         <w:lastRenderedPageBreak/>
         <w:t>9. Publishing on the Google Play Store</w:t>
       </w:r>
-      <w:bookmarkEnd w:id="42"/>
-      <w:bookmarkEnd w:id="43"/>
-    </w:p>
-    <w:p>
-      <w:pPr>
-        <w:pStyle w:val="Heading2"/>
-      </w:pPr>
-      <w:bookmarkStart w:id="44" w:name="_Toc900000022"/>
-      <w:bookmarkStart w:id="45" w:name="_Toc243227369"/>
-      <w:r>
-        <w:t>9.1 The developer account</w:t>
-      </w:r>
       <w:bookmarkEnd w:id="44"/>
       <w:bookmarkEnd w:id="45"/>
+    </w:p>
+    <w:p>
+      <w:pPr>
+        <w:pStyle w:val="Heading2"/>
+      </w:pPr>
+      <w:bookmarkStart w:id="46" w:name="_Toc900000022"/>
+      <w:bookmarkStart w:id="47" w:name="_Toc243565314"/>
+      <w:r>
+        <w:t>9.1 The developer account</w:t>
+      </w:r>
+      <w:bookmarkEnd w:id="46"/>
+      <w:bookmarkEnd w:id="47"/>
     </w:p>
     <w:p>
       <w:pPr>
@@ -7013,13 +8599,13 @@
       <w:pPr>
         <w:pStyle w:val="Heading2"/>
       </w:pPr>
-      <w:bookmarkStart w:id="46" w:name="_Toc900000023"/>
-      <w:bookmarkStart w:id="47" w:name="_Toc243227370"/>
+      <w:bookmarkStart w:id="48" w:name="_Toc900000023"/>
+      <w:bookmarkStart w:id="49" w:name="_Toc243565315"/>
       <w:r>
         <w:t>9.2 Create the app and the store listing</w:t>
       </w:r>
-      <w:bookmarkEnd w:id="46"/>
-      <w:bookmarkEnd w:id="47"/>
+      <w:bookmarkEnd w:id="48"/>
+      <w:bookmarkEnd w:id="49"/>
     </w:p>
     <w:p>
       <w:pPr>
@@ -7288,13 +8874,13 @@
       <w:pPr>
         <w:pStyle w:val="Heading2"/>
       </w:pPr>
-      <w:bookmarkStart w:id="48" w:name="_Toc900000024"/>
-      <w:bookmarkStart w:id="49" w:name="_Toc243227371"/>
+      <w:bookmarkStart w:id="50" w:name="_Toc900000024"/>
+      <w:bookmarkStart w:id="51" w:name="_Toc243565316"/>
       <w:r>
         <w:t>9.3 App access for Google's reviewers</w:t>
       </w:r>
-      <w:bookmarkEnd w:id="48"/>
-      <w:bookmarkEnd w:id="49"/>
+      <w:bookmarkEnd w:id="50"/>
+      <w:bookmarkEnd w:id="51"/>
     </w:p>
     <w:p>
       <w:pPr>
@@ -7318,14 +8904,14 @@
       <w:pPr>
         <w:pStyle w:val="Heading2"/>
       </w:pPr>
-      <w:bookmarkStart w:id="50" w:name="_Toc900000025"/>
-      <w:bookmarkStart w:id="51" w:name="_Toc243227372"/>
+      <w:bookmarkStart w:id="52" w:name="_Toc900000025"/>
+      <w:bookmarkStart w:id="53" w:name="_Toc243565317"/>
       <w:r>
         <w:lastRenderedPageBreak/>
         <w:t>9.4 Data safety answers (customer app)</w:t>
       </w:r>
-      <w:bookmarkEnd w:id="50"/>
-      <w:bookmarkEnd w:id="51"/>
+      <w:bookmarkEnd w:id="52"/>
+      <w:bookmarkEnd w:id="53"/>
     </w:p>
     <w:tbl>
       <w:tblPr>
@@ -7763,7 +9349,7 @@
           </w:tcPr>
           <w:p>
             <w:r>
-              <w:t>No (the customer app does not read location)</w:t>
+              <w:t>Yes, precise, only when a fleet driver taps "Use my location" on a breakdown report (while using the app; never in the background)</w:t>
             </w:r>
           </w:p>
         </w:tc>
@@ -7785,7 +9371,7 @@
           </w:tcPr>
           <w:p>
             <w:r>
-              <w:t>-</w:t>
+              <w:t>App functionality (sending help to the cab)</w:t>
             </w:r>
           </w:p>
         </w:tc>
@@ -7942,13 +9528,13 @@
       <w:pPr>
         <w:pStyle w:val="Heading2"/>
       </w:pPr>
-      <w:bookmarkStart w:id="52" w:name="_Toc900000026"/>
-      <w:bookmarkStart w:id="53" w:name="_Toc243227373"/>
+      <w:bookmarkStart w:id="54" w:name="_Toc900000026"/>
+      <w:bookmarkStart w:id="55" w:name="_Toc243565318"/>
       <w:r>
         <w:t>9.5 Testing tracks, then production</w:t>
       </w:r>
-      <w:bookmarkEnd w:id="52"/>
-      <w:bookmarkEnd w:id="53"/>
+      <w:bookmarkEnd w:id="54"/>
+      <w:bookmarkEnd w:id="55"/>
     </w:p>
     <w:p>
       <w:pPr>
@@ -8034,13 +9620,13 @@
       <w:pPr>
         <w:pStyle w:val="Heading2"/>
       </w:pPr>
-      <w:bookmarkStart w:id="54" w:name="_Toc900000027"/>
-      <w:bookmarkStart w:id="55" w:name="_Toc243227374"/>
+      <w:bookmarkStart w:id="56" w:name="_Toc900000027"/>
+      <w:bookmarkStart w:id="57" w:name="_Toc243565319"/>
       <w:r>
         <w:t>9.6 Updates</w:t>
       </w:r>
-      <w:bookmarkEnd w:id="54"/>
-      <w:bookmarkEnd w:id="55"/>
+      <w:bookmarkEnd w:id="56"/>
+      <w:bookmarkEnd w:id="57"/>
     </w:p>
     <w:p>
       <w:pPr>
@@ -8090,15 +9676,49 @@
     </w:p>
     <w:p>
       <w:pPr>
+        <w:pStyle w:val="ListParagraph"/>
+        <w:numPr>
+          <w:ilvl w:val="0"/>
+          <w:numId w:val="3"/>
+        </w:numPr>
+        <w:spacing w:after="60"/>
+      </w:pPr>
+      <w:r>
+        <w:t xml:space="preserve">The version with the </w:t>
+      </w:r>
+      <w:r>
+        <w:rPr>
+          <w:b/>
+          <w:bCs/>
+        </w:rPr>
+        <w:t>location permission</w:t>
+      </w:r>
+      <w:r>
+        <w:t xml:space="preserve"> for fleet drivers (October 2026) is such a change: increase versionCode, build and upload it. In Play Console › App content › </w:t>
+      </w:r>
+      <w:r>
+        <w:rPr>
+          <w:b/>
+          <w:bCs/>
+        </w:rPr>
+        <w:t>Location permissions</w:t>
+      </w:r>
+      <w:r>
+        <w:t>, say it is used in the foreground only, to send the workshop a broken-down cab's position.</w:t>
+      </w:r>
+    </w:p>
+    <w:p>
+      <w:pPr>
         <w:pStyle w:val="Heading2"/>
       </w:pPr>
-      <w:bookmarkStart w:id="56" w:name="_Toc900000028"/>
-      <w:bookmarkStart w:id="57" w:name="_Toc243227375"/>
-      <w:r>
+      <w:bookmarkStart w:id="58" w:name="_Toc900000028"/>
+      <w:bookmarkStart w:id="59" w:name="_Toc243565320"/>
+      <w:r>
+        <w:lastRenderedPageBreak/>
         <w:t>9.7 The staff app and the Play Store</w:t>
       </w:r>
-      <w:bookmarkEnd w:id="56"/>
-      <w:bookmarkEnd w:id="57"/>
+      <w:bookmarkEnd w:id="58"/>
+      <w:bookmarkEnd w:id="59"/>
     </w:p>
     <w:p>
       <w:pPr>
@@ -8163,7 +9783,6 @@
           <w:bCs/>
           <w:color w:val="1D4ED8"/>
         </w:rPr>
-        <w:lastRenderedPageBreak/>
         <w:t xml:space="preserve">Note  </w:t>
       </w:r>
       <w:r>
@@ -8179,14 +9798,14 @@
       <w:pPr>
         <w:pStyle w:val="Heading1"/>
       </w:pPr>
-      <w:bookmarkStart w:id="58" w:name="_Toc900000029"/>
-      <w:bookmarkStart w:id="59" w:name="_Toc243227376"/>
+      <w:bookmarkStart w:id="60" w:name="_Toc900000029"/>
+      <w:bookmarkStart w:id="61" w:name="_Toc243565321"/>
       <w:r>
         <w:lastRenderedPageBreak/>
         <w:t>10. Problems and fixes</w:t>
       </w:r>
-      <w:bookmarkEnd w:id="58"/>
-      <w:bookmarkEnd w:id="59"/>
+      <w:bookmarkEnd w:id="60"/>
+      <w:bookmarkEnd w:id="61"/>
     </w:p>
     <w:tbl>
       <w:tblPr>
@@ -8757,6 +10376,251 @@
           </w:p>
         </w:tc>
       </w:tr>
+      <w:tr>
+        <w:trPr>
+          <w:cantSplit/>
+        </w:trPr>
+        <w:tc>
+          <w:tcPr>
+            <w:tcW w:w="3600" w:type="dxa"/>
+            <w:tcBorders>
+              <w:top w:val="single" w:sz="4" w:space="0" w:color="D1D5DB"/>
+              <w:left w:val="single" w:sz="4" w:space="0" w:color="D1D5DB"/>
+              <w:bottom w:val="single" w:sz="4" w:space="0" w:color="D1D5DB"/>
+              <w:right w:val="single" w:sz="4" w:space="0" w:color="D1D5DB"/>
+            </w:tcBorders>
+            <w:tcMar>
+              <w:top w:w="60" w:type="dxa"/>
+              <w:left w:w="100" w:type="dxa"/>
+              <w:bottom w:w="60" w:type="dxa"/>
+              <w:right w:w="100" w:type="dxa"/>
+            </w:tcMar>
+          </w:tcPr>
+          <w:p>
+            <w:r>
+              <w:t>WhatsApp messages from customers do not reach CRM › WhatsApp Inbox</w:t>
+            </w:r>
+          </w:p>
+        </w:tc>
+        <w:tc>
+          <w:tcPr>
+            <w:tcW w:w="5426" w:type="dxa"/>
+            <w:tcBorders>
+              <w:top w:val="single" w:sz="4" w:space="0" w:color="D1D5DB"/>
+              <w:left w:val="single" w:sz="4" w:space="0" w:color="D1D5DB"/>
+              <w:bottom w:val="single" w:sz="4" w:space="0" w:color="D1D5DB"/>
+              <w:right w:val="single" w:sz="4" w:space="0" w:color="D1D5DB"/>
+            </w:tcBorders>
+            <w:tcMar>
+              <w:top w:w="60" w:type="dxa"/>
+              <w:left w:w="100" w:type="dxa"/>
+              <w:bottom w:w="60" w:type="dxa"/>
+              <w:right w:w="100" w:type="dxa"/>
+            </w:tcMar>
+          </w:tcPr>
+          <w:p>
+            <w:r>
+              <w:t>The Webhook URL in Interakt is old (tunnel address changed), the webhook was switched off by Interakt, the secret keys differ, or the plan has no incoming messages. Check "What Interakt has sent us" (5.4).</w:t>
+            </w:r>
+          </w:p>
+        </w:tc>
+      </w:tr>
+      <w:tr>
+        <w:trPr>
+          <w:cantSplit/>
+        </w:trPr>
+        <w:tc>
+          <w:tcPr>
+            <w:tcW w:w="3600" w:type="dxa"/>
+            <w:tcBorders>
+              <w:top w:val="single" w:sz="4" w:space="0" w:color="D1D5DB"/>
+              <w:left w:val="single" w:sz="4" w:space="0" w:color="D1D5DB"/>
+              <w:bottom w:val="single" w:sz="4" w:space="0" w:color="D1D5DB"/>
+              <w:right w:val="single" w:sz="4" w:space="0" w:color="D1D5DB"/>
+            </w:tcBorders>
+            <w:tcMar>
+              <w:top w:w="60" w:type="dxa"/>
+              <w:left w:w="100" w:type="dxa"/>
+              <w:bottom w:w="60" w:type="dxa"/>
+              <w:right w:w="100" w:type="dxa"/>
+            </w:tcMar>
+          </w:tcPr>
+          <w:p>
+            <w:r>
+              <w:t>Messages stay in Messages to Send although Interakt is on</w:t>
+            </w:r>
+          </w:p>
+        </w:tc>
+        <w:tc>
+          <w:tcPr>
+            <w:tcW w:w="5426" w:type="dxa"/>
+            <w:tcBorders>
+              <w:top w:val="single" w:sz="4" w:space="0" w:color="D1D5DB"/>
+              <w:left w:val="single" w:sz="4" w:space="0" w:color="D1D5DB"/>
+              <w:bottom w:val="single" w:sz="4" w:space="0" w:color="D1D5DB"/>
+              <w:right w:val="single" w:sz="4" w:space="0" w:color="D1D5DB"/>
+            </w:tcBorders>
+            <w:tcMar>
+              <w:top w:w="60" w:type="dxa"/>
+              <w:left w:w="100" w:type="dxa"/>
+              <w:bottom w:w="60" w:type="dxa"/>
+              <w:right w:w="100" w:type="dxa"/>
+            </w:tcMar>
+          </w:tcPr>
+          <w:p>
+            <w:r>
+              <w:t>That kind of message has no approved template yet, or Interakt refused it (the reason shows on the message).</w:t>
+            </w:r>
+          </w:p>
+        </w:tc>
+      </w:tr>
+      <w:tr>
+        <w:trPr>
+          <w:cantSplit/>
+        </w:trPr>
+        <w:tc>
+          <w:tcPr>
+            <w:tcW w:w="3600" w:type="dxa"/>
+            <w:tcBorders>
+              <w:top w:val="single" w:sz="4" w:space="0" w:color="D1D5DB"/>
+              <w:left w:val="single" w:sz="4" w:space="0" w:color="D1D5DB"/>
+              <w:bottom w:val="single" w:sz="4" w:space="0" w:color="D1D5DB"/>
+              <w:right w:val="single" w:sz="4" w:space="0" w:color="D1D5DB"/>
+            </w:tcBorders>
+            <w:tcMar>
+              <w:top w:w="60" w:type="dxa"/>
+              <w:left w:w="100" w:type="dxa"/>
+              <w:bottom w:w="60" w:type="dxa"/>
+              <w:right w:w="100" w:type="dxa"/>
+            </w:tcMar>
+          </w:tcPr>
+          <w:p>
+            <w:r>
+              <w:t>Fleet driver: "Use my location" does nothing in the Android app</w:t>
+            </w:r>
+          </w:p>
+        </w:tc>
+        <w:tc>
+          <w:tcPr>
+            <w:tcW w:w="5426" w:type="dxa"/>
+            <w:tcBorders>
+              <w:top w:val="single" w:sz="4" w:space="0" w:color="D1D5DB"/>
+              <w:left w:val="single" w:sz="4" w:space="0" w:color="D1D5DB"/>
+              <w:bottom w:val="single" w:sz="4" w:space="0" w:color="D1D5DB"/>
+              <w:right w:val="single" w:sz="4" w:space="0" w:color="D1D5DB"/>
+            </w:tcBorders>
+            <w:tcMar>
+              <w:top w:w="60" w:type="dxa"/>
+              <w:left w:w="100" w:type="dxa"/>
+              <w:bottom w:w="60" w:type="dxa"/>
+              <w:right w:w="100" w:type="dxa"/>
+            </w:tcMar>
+          </w:tcPr>
+          <w:p>
+            <w:r>
+              <w:t>The customer app file is older than the location permission: build and install a new one (5.2). Or location is off / was denied in the phone settings.</w:t>
+            </w:r>
+          </w:p>
+        </w:tc>
+      </w:tr>
+      <w:tr>
+        <w:trPr>
+          <w:cantSplit/>
+        </w:trPr>
+        <w:tc>
+          <w:tcPr>
+            <w:tcW w:w="3600" w:type="dxa"/>
+            <w:tcBorders>
+              <w:top w:val="single" w:sz="4" w:space="0" w:color="D1D5DB"/>
+              <w:left w:val="single" w:sz="4" w:space="0" w:color="D1D5DB"/>
+              <w:bottom w:val="single" w:sz="4" w:space="0" w:color="D1D5DB"/>
+              <w:right w:val="single" w:sz="4" w:space="0" w:color="D1D5DB"/>
+            </w:tcBorders>
+            <w:tcMar>
+              <w:top w:w="60" w:type="dxa"/>
+              <w:left w:w="100" w:type="dxa"/>
+              <w:bottom w:w="60" w:type="dxa"/>
+              <w:right w:w="100" w:type="dxa"/>
+            </w:tcMar>
+          </w:tcPr>
+          <w:p>
+            <w:r>
+              <w:t>A fleet driver cannot sign in</w:t>
+            </w:r>
+          </w:p>
+        </w:tc>
+        <w:tc>
+          <w:tcPr>
+            <w:tcW w:w="5426" w:type="dxa"/>
+            <w:tcBorders>
+              <w:top w:val="single" w:sz="4" w:space="0" w:color="D1D5DB"/>
+              <w:left w:val="single" w:sz="4" w:space="0" w:color="D1D5DB"/>
+              <w:bottom w:val="single" w:sz="4" w:space="0" w:color="D1D5DB"/>
+              <w:right w:val="single" w:sz="4" w:space="0" w:color="D1D5DB"/>
+            </w:tcBorders>
+            <w:tcMar>
+              <w:top w:w="60" w:type="dxa"/>
+              <w:left w:w="100" w:type="dxa"/>
+              <w:bottom w:w="60" w:type="dxa"/>
+              <w:right w:w="100" w:type="dxa"/>
+            </w:tcMar>
+          </w:tcPr>
+          <w:p>
+            <w:r>
+              <w:t>Settings › Modules: Fleet cabs &amp; drivers on; the customer ticked as a cab fleet; the driver active with the right mobile number.</w:t>
+            </w:r>
+          </w:p>
+        </w:tc>
+      </w:tr>
+      <w:tr>
+        <w:trPr>
+          <w:cantSplit/>
+        </w:trPr>
+        <w:tc>
+          <w:tcPr>
+            <w:tcW w:w="3600" w:type="dxa"/>
+            <w:tcBorders>
+              <w:top w:val="single" w:sz="4" w:space="0" w:color="D1D5DB"/>
+              <w:left w:val="single" w:sz="4" w:space="0" w:color="D1D5DB"/>
+              <w:bottom w:val="single" w:sz="4" w:space="0" w:color="D1D5DB"/>
+              <w:right w:val="single" w:sz="4" w:space="0" w:color="D1D5DB"/>
+            </w:tcBorders>
+            <w:tcMar>
+              <w:top w:w="60" w:type="dxa"/>
+              <w:left w:w="100" w:type="dxa"/>
+              <w:bottom w:w="60" w:type="dxa"/>
+              <w:right w:w="100" w:type="dxa"/>
+            </w:tcMar>
+          </w:tcPr>
+          <w:p>
+            <w:r>
+              <w:t>New screens or menus missing after an update</w:t>
+            </w:r>
+          </w:p>
+        </w:tc>
+        <w:tc>
+          <w:tcPr>
+            <w:tcW w:w="5426" w:type="dxa"/>
+            <w:tcBorders>
+              <w:top w:val="single" w:sz="4" w:space="0" w:color="D1D5DB"/>
+              <w:left w:val="single" w:sz="4" w:space="0" w:color="D1D5DB"/>
+              <w:bottom w:val="single" w:sz="4" w:space="0" w:color="D1D5DB"/>
+              <w:right w:val="single" w:sz="4" w:space="0" w:color="D1D5DB"/>
+            </w:tcBorders>
+            <w:tcMar>
+              <w:top w:w="60" w:type="dxa"/>
+              <w:left w:w="100" w:type="dxa"/>
+              <w:bottom w:w="60" w:type="dxa"/>
+              <w:right w:w="100" w:type="dxa"/>
+            </w:tcMar>
+          </w:tcPr>
+          <w:p>
+            <w:r>
+              <w:t>Run the steps in 2.1 (migrate, the permission seeds, npm run build), then sign out and in again.</w:t>
+            </w:r>
+          </w:p>
+        </w:tc>
+      </w:tr>
     </w:tbl>
     <w:p>
       <w:pPr>
@@ -8778,6 +10642,7 @@
           <w:bCs/>
           <w:color w:val="1D4ED8"/>
         </w:rPr>
+        <w:lastRenderedPageBreak/>
         <w:t xml:space="preserve">Note  </w:t>
       </w:r>
       <w:r>
@@ -8785,8 +10650,8 @@
       </w:r>
     </w:p>
     <w:sectPr>
-      <w:headerReference w:type="default" r:id="rId16"/>
-      <w:footerReference w:type="default" r:id="rId17"/>
+      <w:headerReference w:type="default" r:id="rId18"/>
+      <w:footerReference w:type="default" r:id="rId19"/>
       <w:pgSz w:w="11906" w:h="16838"/>
       <w:pgMar w:top="1300" w:right="1440" w:bottom="1200" w:left="1440" w:header="600" w:footer="600" w:gutter="0"/>
       <w:cols w:space="720"/>
@@ -9477,6 +11342,18 @@
     </w:lvlOverride>
   </w:num>
   <w:num w:numId="28" w16cid:durableId="2031250013">
+    <w:abstractNumId w:val="0"/>
+    <w:lvlOverride w:ilvl="0">
+      <w:startOverride w:val="1"/>
+    </w:lvlOverride>
+  </w:num>
+  <w:num w:numId="29" w16cid:durableId="1461531129">
+    <w:abstractNumId w:val="0"/>
+    <w:lvlOverride w:ilvl="0">
+      <w:startOverride w:val="1"/>
+    </w:lvlOverride>
+  </w:num>
+  <w:num w:numId="30" w16cid:durableId="1231505857">
     <w:abstractNumId w:val="0"/>
     <w:lvlOverride w:ilvl="0">
       <w:startOverride w:val="1"/>
